--- a/docs/archive/source/COMPOUNDIQ-EXECUTIVE-OVERVIEW.docx
+++ b/docs/archive/source/COMPOUNDIQ-EXECUTIVE-OVERVIEW.docx
@@ -1555,7 +1555,7 @@
               <w:pStyle w:val="Compact"/>
             </w:pPr>
             <w:r>
-              <w:t xml:space="preserve">19 phases, 86 work orders (81 completed, 5 backlog)</w:t>
+              <w:t xml:space="preserve">19 phases, 87 work orders — all merged to main</w:t>
             </w:r>
           </w:p>
         </w:tc>
@@ -1664,18 +1664,33 @@
               <w:pStyle w:val="Compact"/>
             </w:pPr>
             <w:r>
-              <w:t xml:space="preserve">QA validated</w:t>
-            </w:r>
-          </w:p>
-        </w:tc>
-        <w:tc>
-          <w:tcPr/>
-          <w:p>
-            <w:pPr>
-              <w:pStyle w:val="Compact"/>
-            </w:pPr>
-            <w:r>
-              <w:t xml:space="preserve">50+ automated test checks pass across all applications</w:t>
+              <w:t xml:space="preserve">Automated test coverage</w:t>
+            </w:r>
+          </w:p>
+        </w:tc>
+        <w:tc>
+          <w:tcPr/>
+          <w:p>
+            <w:pPr>
+              <w:pStyle w:val="Compact"/>
+            </w:pPr>
+            <w:r>
+              <w:t xml:space="preserve">65 Playwright E2E tests across Chromium / Firefox / WebKit / mobile Chrome, plus 6 jest unit tests. CI gates every merge to main —</w:t>
+            </w:r>
+            <w:r>
+              <w:t xml:space="preserve"> </w:t>
+            </w:r>
+            <w:r>
+              <w:rPr>
+                <w:rStyle w:val="VerbatimChar"/>
+              </w:rPr>
+              <w:t xml:space="preserve">continue-on-error</w:t>
+            </w:r>
+            <w:r>
+              <w:t xml:space="preserve"> </w:t>
+            </w:r>
+            <w:r>
+              <w:t xml:space="preserve">removed.</w:t>
             </w:r>
           </w:p>
         </w:tc>
@@ -1699,7 +1714,7 @@
               <w:pStyle w:val="Compact"/>
             </w:pPr>
             <w:r>
-              <w:t xml:space="preserve">Claude Cowork browser QA validated all phases</w:t>
+              <w:t xml:space="preserve">Claude Cowork browser QA validated all phases + the full 45-minute demo walkthrough across 6 rounds with zero remaining findings</w:t>
             </w:r>
           </w:p>
         </w:tc>
@@ -1771,7 +1786,7 @@
               <w:pStyle w:val="Compact"/>
             </w:pPr>
             <w:r>
-              <w:t xml:space="preserve">AES-256 encrypted TOTP secrets, RLS on all tables</w:t>
+              <w:t xml:space="preserve">AES-256 encrypted TOTP secrets, RLS on all 33 tables</w:t>
             </w:r>
           </w:p>
         </w:tc>

--- a/docs/archive/source/COMPOUNDIQ-EXECUTIVE-OVERVIEW.docx
+++ b/docs/archive/source/COMPOUNDIQ-EXECUTIVE-OVERVIEW.docx
@@ -2,7 +2,7 @@
 <file path=word/document.xml><?xml version="1.0" encoding="utf-8"?>
 <w:document xmlns:w="http://schemas.openxmlformats.org/wordprocessingml/2006/main" xmlns:m="http://schemas.openxmlformats.org/officeDocument/2006/math" xmlns:r="http://schemas.openxmlformats.org/officeDocument/2006/relationships" xmlns:o="urn:schemas-microsoft-com:office:office" xmlns:v="urn:schemas-microsoft-com:vml" xmlns:w10="urn:schemas-microsoft-com:office:word" xmlns:a="http://schemas.openxmlformats.org/drawingml/2006/main" xmlns:pic="http://schemas.openxmlformats.org/drawingml/2006/picture" xmlns:wp="http://schemas.openxmlformats.org/drawingml/2006/wordprocessingDrawing">
   <w:body>
-    <w:bookmarkStart w:id="26" w:name="compoundiq-executive-overview"/>
+    <w:bookmarkStart w:id="37" w:name="compoundiq-executive-overview"/>
     <w:p>
       <w:pPr>
         <w:pStyle w:val="Heading1"/>
@@ -17,10 +17,24 @@
       </w:pPr>
       <w:r>
         <w:rPr>
-          <w:b/>
-          <w:bCs/>
-        </w:rPr>
-        <w:t xml:space="preserve">“Expedia for Compounding Pharmacies”</w:t>
+          <w:bCs/>
+          <w:b/>
+        </w:rPr>
+        <w:t xml:space="preserve">“</w:t>
+      </w:r>
+      <w:r>
+        <w:rPr>
+          <w:bCs/>
+          <w:b/>
+        </w:rPr>
+        <w:t xml:space="preserve">Expedia for Compounding Pharmacies</w:t>
+      </w:r>
+      <w:r>
+        <w:rPr>
+          <w:bCs/>
+          <w:b/>
+        </w:rPr>
+        <w:t xml:space="preserve">”</w:t>
       </w:r>
     </w:p>
     <w:p>
@@ -30,7 +44,7 @@
         </w:pict>
       </w:r>
     </w:p>
-    <w:bookmarkStart w:id="9" w:name="what-is-compoundiq"/>
+    <w:bookmarkStart w:id="20" w:name="what-is-compoundiq"/>
     <w:p>
       <w:pPr>
         <w:pStyle w:val="Heading2"/>
@@ -62,8 +76,8 @@
         </w:pict>
       </w:r>
     </w:p>
-    <w:bookmarkEnd w:id="9"/>
-    <w:bookmarkStart w:id="14" w:name="the-problem-we-solve"/>
+    <w:bookmarkEnd w:id="20"/>
+    <w:bookmarkStart w:id="25" w:name="the-problem-we-solve"/>
     <w:p>
       <w:pPr>
         <w:pStyle w:val="Heading2"/>
@@ -80,7 +94,7 @@
         <w:t xml:space="preserve">Functional medicine clinics prescribe compounded medications every day, but the process of actually getting those prescriptions filled is broken:</w:t>
       </w:r>
     </w:p>
-    <w:bookmarkStart w:id="10" w:name="X5f2b53b0f0f4dba17cbdac9fd070a2fa29945ff"/>
+    <w:bookmarkStart w:id="21" w:name="X5f2b53b0f0f4dba17cbdac9fd070a2fa29945ff"/>
     <w:p>
       <w:pPr>
         <w:pStyle w:val="Heading3"/>
@@ -103,8 +117,8 @@
       </w:pPr>
       <w:r>
         <w:rPr>
-          <w:b/>
-          <w:bCs/>
+          <w:bCs/>
+          <w:b/>
         </w:rPr>
         <w:t xml:space="preserve">What CompoundIQ does:</w:t>
       </w:r>
@@ -115,8 +129,8 @@
         <w:t xml:space="preserve">Our sourcing engine lets the medical assistant search all pharmacies instantly, filtered by the patient’s state. Only pharmacies with active licenses in that state appear in results — illegal out-of-state dispensing is prevented automatically at the system level, not by human memory.</w:t>
       </w:r>
     </w:p>
-    <w:bookmarkEnd w:id="10"/>
-    <w:bookmarkStart w:id="11" w:name="clinics-leave-money-on-the-table"/>
+    <w:bookmarkEnd w:id="21"/>
+    <w:bookmarkStart w:id="22" w:name="clinics-leave-money-on-the-table"/>
     <w:p>
       <w:pPr>
         <w:pStyle w:val="Heading3"/>
@@ -139,8 +153,8 @@
       </w:pPr>
       <w:r>
         <w:rPr>
-          <w:b/>
-          <w:bCs/>
+          <w:bCs/>
+          <w:b/>
         </w:rPr>
         <w:t xml:space="preserve">What CompoundIQ does:</w:t>
       </w:r>
@@ -151,8 +165,8 @@
         <w:t xml:space="preserve">Our margin builder shows the wholesale cost (locked and read-only), lets the clinic set their retail price with one-click multiplier buttons (1.5x, 2x, 2.5x, 3x), and instantly calculates the margin percentage, platform fee, and estimated clinic margin. A database-level constraint prevents selling below cost. The clinic sees exactly what they earn before committing.</w:t>
       </w:r>
     </w:p>
-    <w:bookmarkEnd w:id="11"/>
-    <w:bookmarkStart w:id="12" w:name="X6725ec9e6a1c9cd133e463903575796954aad23"/>
+    <w:bookmarkEnd w:id="22"/>
+    <w:bookmarkStart w:id="23" w:name="X6725ec9e6a1c9cd133e463903575796954aad23"/>
     <w:p>
       <w:pPr>
         <w:pStyle w:val="Heading3"/>
@@ -175,8 +189,8 @@
       </w:pPr>
       <w:r>
         <w:rPr>
-          <w:b/>
-          <w:bCs/>
+          <w:bCs/>
+          <w:b/>
         </w:rPr>
         <w:t xml:space="preserve">What CompoundIQ does:</w:t>
       </w:r>
@@ -187,8 +201,8 @@
         <w:t xml:space="preserve">After the provider signs the prescription, the system generates a secure payment link and sends it to the patient via text message. The patient taps the link on their phone, sees a clean checkout page branded with their clinic’s name, enters their card (or uses Apple Pay / Google Pay), and pays. No login, no app download, no account creation. The payment automatically splits three ways — the clinic gets their payout, the platform captures its fee, and it all happens in a single transaction.</w:t>
       </w:r>
     </w:p>
-    <w:bookmarkEnd w:id="12"/>
-    <w:bookmarkStart w:id="13" w:name="fulfillment-is-a-black-box"/>
+    <w:bookmarkEnd w:id="23"/>
+    <w:bookmarkStart w:id="24" w:name="fulfillment-is-a-black-box"/>
     <w:p>
       <w:pPr>
         <w:pStyle w:val="Heading3"/>
@@ -211,8 +225,8 @@
       </w:pPr>
       <w:r>
         <w:rPr>
-          <w:b/>
-          <w:bCs/>
+          <w:bCs/>
+          <w:b/>
         </w:rPr>
         <w:t xml:space="preserve">What CompoundIQ does:</w:t>
       </w:r>
@@ -230,9 +244,9 @@
         </w:pict>
       </w:r>
     </w:p>
-    <w:bookmarkEnd w:id="13"/>
-    <w:bookmarkEnd w:id="14"/>
-    <w:bookmarkStart w:id="18" w:name="how-it-works-the-user-experience"/>
+    <w:bookmarkEnd w:id="24"/>
+    <w:bookmarkEnd w:id="25"/>
+    <w:bookmarkStart w:id="29" w:name="how-it-works-the-user-experience"/>
     <w:p>
       <w:pPr>
         <w:pStyle w:val="Heading2"/>
@@ -241,7 +255,7 @@
         <w:t xml:space="preserve">How It Works — The User Experience</w:t>
       </w:r>
     </w:p>
-    <w:bookmarkStart w:id="15" w:name="Xe8192cabfc022709930c1795a57fd36814e8092"/>
+    <w:bookmarkStart w:id="26" w:name="Xe8192cabfc022709930c1795a57fd36814e8092"/>
     <w:p>
       <w:pPr>
         <w:pStyle w:val="Heading3"/>
@@ -252,16 +266,16 @@
     </w:p>
     <w:p>
       <w:pPr>
-        <w:pStyle w:val="Compact"/>
         <w:numPr>
           <w:ilvl w:val="0"/>
           <w:numId w:val="1001"/>
         </w:numPr>
-      </w:pPr>
-      <w:r>
-        <w:rPr>
-          <w:b/>
-          <w:bCs/>
+        <w:pStyle w:val="Compact"/>
+      </w:pPr>
+      <w:r>
+        <w:rPr>
+          <w:bCs/>
+          <w:b/>
         </w:rPr>
         <w:t xml:space="preserve">Select patient &amp; provider</w:t>
       </w:r>
@@ -274,16 +288,16 @@
     </w:p>
     <w:p>
       <w:pPr>
-        <w:pStyle w:val="Compact"/>
         <w:numPr>
           <w:ilvl w:val="0"/>
           <w:numId w:val="1001"/>
         </w:numPr>
-      </w:pPr>
-      <w:r>
-        <w:rPr>
-          <w:b/>
-          <w:bCs/>
+        <w:pStyle w:val="Compact"/>
+      </w:pPr>
+      <w:r>
+        <w:rPr>
+          <w:bCs/>
+          <w:b/>
         </w:rPr>
         <w:t xml:space="preserve">Configure medication</w:t>
       </w:r>
@@ -296,16 +310,16 @@
     </w:p>
     <w:p>
       <w:pPr>
-        <w:pStyle w:val="Compact"/>
         <w:numPr>
           <w:ilvl w:val="0"/>
           <w:numId w:val="1001"/>
         </w:numPr>
-      </w:pPr>
-      <w:r>
-        <w:rPr>
-          <w:b/>
-          <w:bCs/>
+        <w:pStyle w:val="Compact"/>
+      </w:pPr>
+      <w:r>
+        <w:rPr>
+          <w:bCs/>
+          <w:b/>
         </w:rPr>
         <w:t xml:space="preserve">Or use shortcuts</w:t>
       </w:r>
@@ -319,7 +333,13 @@
         <w:t xml:space="preserve"> </w:t>
       </w:r>
       <w:r>
-        <w:t xml:space="preserve">“Weight Loss Protocol”</w:t>
+        <w:t xml:space="preserve">“</w:t>
+      </w:r>
+      <w:r>
+        <w:t xml:space="preserve">Weight Loss Protocol</w:t>
+      </w:r>
+      <w:r>
+        <w:t xml:space="preserve">”</w:t>
       </w:r>
       <w:r>
         <w:t xml:space="preserve"> </w:t>
@@ -330,16 +350,16 @@
     </w:p>
     <w:p>
       <w:pPr>
-        <w:pStyle w:val="Compact"/>
         <w:numPr>
           <w:ilvl w:val="0"/>
           <w:numId w:val="1001"/>
         </w:numPr>
-      </w:pPr>
-      <w:r>
-        <w:rPr>
-          <w:b/>
-          <w:bCs/>
+        <w:pStyle w:val="Compact"/>
+      </w:pPr>
+      <w:r>
+        <w:rPr>
+          <w:bCs/>
+          <w:b/>
         </w:rPr>
         <w:t xml:space="preserve">Price</w:t>
       </w:r>
@@ -352,16 +372,16 @@
     </w:p>
     <w:p>
       <w:pPr>
-        <w:pStyle w:val="Compact"/>
         <w:numPr>
           <w:ilvl w:val="0"/>
           <w:numId w:val="1001"/>
         </w:numPr>
-      </w:pPr>
-      <w:r>
-        <w:rPr>
-          <w:b/>
-          <w:bCs/>
+        <w:pStyle w:val="Compact"/>
+      </w:pPr>
+      <w:r>
+        <w:rPr>
+          <w:bCs/>
+          <w:b/>
         </w:rPr>
         <w:t xml:space="preserve">Add more or send</w:t>
       </w:r>
@@ -375,7 +395,13 @@
         <w:t xml:space="preserve"> </w:t>
       </w:r>
       <w:r>
-        <w:t xml:space="preserve">“Add &amp; Search Another”</w:t>
+        <w:t xml:space="preserve">“</w:t>
+      </w:r>
+      <w:r>
+        <w:t xml:space="preserve">Add &amp; Search Another</w:t>
+      </w:r>
+      <w:r>
+        <w:t xml:space="preserve">”</w:t>
       </w:r>
       <w:r>
         <w:t xml:space="preserve"> </w:t>
@@ -387,7 +413,13 @@
         <w:t xml:space="preserve"> </w:t>
       </w:r>
       <w:r>
-        <w:t xml:space="preserve">“Review &amp; Send”</w:t>
+        <w:t xml:space="preserve">“</w:t>
+      </w:r>
+      <w:r>
+        <w:t xml:space="preserve">Review &amp; Send</w:t>
+      </w:r>
+      <w:r>
+        <w:t xml:space="preserve">”</w:t>
       </w:r>
       <w:r>
         <w:t xml:space="preserve"> </w:t>
@@ -398,16 +430,16 @@
     </w:p>
     <w:p>
       <w:pPr>
-        <w:pStyle w:val="Compact"/>
         <w:numPr>
           <w:ilvl w:val="0"/>
           <w:numId w:val="1001"/>
         </w:numPr>
-      </w:pPr>
-      <w:r>
-        <w:rPr>
-          <w:b/>
-          <w:bCs/>
+        <w:pStyle w:val="Compact"/>
+      </w:pPr>
+      <w:r>
+        <w:rPr>
+          <w:bCs/>
+          <w:b/>
         </w:rPr>
         <w:t xml:space="preserve">Or save as draft</w:t>
       </w:r>
@@ -420,16 +452,16 @@
     </w:p>
     <w:p>
       <w:pPr>
-        <w:pStyle w:val="Compact"/>
         <w:numPr>
           <w:ilvl w:val="0"/>
           <w:numId w:val="1001"/>
         </w:numPr>
-      </w:pPr>
-      <w:r>
-        <w:rPr>
-          <w:b/>
-          <w:bCs/>
+        <w:pStyle w:val="Compact"/>
+      </w:pPr>
+      <w:r>
+        <w:rPr>
+          <w:bCs/>
+          <w:b/>
         </w:rPr>
         <w:t xml:space="preserve">Review &amp; sign</w:t>
       </w:r>
@@ -442,16 +474,16 @@
     </w:p>
     <w:p>
       <w:pPr>
-        <w:pStyle w:val="Compact"/>
         <w:numPr>
           <w:ilvl w:val="0"/>
           <w:numId w:val="1001"/>
         </w:numPr>
-      </w:pPr>
-      <w:r>
-        <w:rPr>
-          <w:b/>
-          <w:bCs/>
+        <w:pStyle w:val="Compact"/>
+      </w:pPr>
+      <w:r>
+        <w:rPr>
+          <w:bCs/>
+          <w:b/>
         </w:rPr>
         <w:t xml:space="preserve">Done</w:t>
       </w:r>
@@ -462,8 +494,8 @@
         <w:t xml:space="preserve">— Payment links fire automatically. SMS reminders at 24 and 48 hours if the patient hasn’t paid. Auto-cancellation at 72 hours. No follow-up needed.</w:t>
       </w:r>
     </w:p>
-    <w:bookmarkEnd w:id="15"/>
-    <w:bookmarkStart w:id="16" w:name="for-the-patient-60-seconds"/>
+    <w:bookmarkEnd w:id="26"/>
+    <w:bookmarkStart w:id="27" w:name="for-the-patient-60-seconds"/>
     <w:p>
       <w:pPr>
         <w:pStyle w:val="Heading3"/>
@@ -474,16 +506,16 @@
     </w:p>
     <w:p>
       <w:pPr>
-        <w:pStyle w:val="Compact"/>
         <w:numPr>
           <w:ilvl w:val="0"/>
           <w:numId w:val="1002"/>
         </w:numPr>
-      </w:pPr>
-      <w:r>
-        <w:rPr>
-          <w:b/>
-          <w:bCs/>
+        <w:pStyle w:val="Compact"/>
+      </w:pPr>
+      <w:r>
+        <w:rPr>
+          <w:bCs/>
+          <w:b/>
         </w:rPr>
         <w:t xml:space="preserve">Receive a text</w:t>
       </w:r>
@@ -497,21 +529,27 @@
         <w:t xml:space="preserve"> </w:t>
       </w:r>
       <w:r>
-        <w:t xml:space="preserve">“Hi Alex, Dr. Chen at Sunrise Functional Medicine has finalized your custom prescription. Tap here to pay.”</w:t>
-      </w:r>
-    </w:p>
-    <w:p>
-      <w:pPr>
-        <w:pStyle w:val="Compact"/>
+        <w:t xml:space="preserve">“</w:t>
+      </w:r>
+      <w:r>
+        <w:t xml:space="preserve">Hi Alex, Dr. Chen at Sunrise Functional Medicine has finalized your custom prescription. Tap here to pay.</w:t>
+      </w:r>
+      <w:r>
+        <w:t xml:space="preserve">”</w:t>
+      </w:r>
+    </w:p>
+    <w:p>
+      <w:pPr>
         <w:numPr>
           <w:ilvl w:val="0"/>
           <w:numId w:val="1002"/>
         </w:numPr>
-      </w:pPr>
-      <w:r>
-        <w:rPr>
-          <w:b/>
-          <w:bCs/>
+        <w:pStyle w:val="Compact"/>
+      </w:pPr>
+      <w:r>
+        <w:rPr>
+          <w:bCs/>
+          <w:b/>
         </w:rPr>
         <w:t xml:space="preserve">Tap the link</w:t>
       </w:r>
@@ -524,16 +562,16 @@
     </w:p>
     <w:p>
       <w:pPr>
-        <w:pStyle w:val="Compact"/>
         <w:numPr>
           <w:ilvl w:val="0"/>
           <w:numId w:val="1002"/>
         </w:numPr>
-      </w:pPr>
-      <w:r>
-        <w:rPr>
-          <w:b/>
-          <w:bCs/>
+        <w:pStyle w:val="Compact"/>
+      </w:pPr>
+      <w:r>
+        <w:rPr>
+          <w:bCs/>
+          <w:b/>
         </w:rPr>
         <w:t xml:space="preserve">See the checkout</w:t>
       </w:r>
@@ -547,7 +585,13 @@
         <w:t xml:space="preserve"> </w:t>
       </w:r>
       <w:r>
-        <w:t xml:space="preserve">“Prescription Service — $300.00.”</w:t>
+        <w:t xml:space="preserve">“</w:t>
+      </w:r>
+      <w:r>
+        <w:t xml:space="preserve">Prescription Service — $300.00.</w:t>
+      </w:r>
+      <w:r>
+        <w:t xml:space="preserve">”</w:t>
       </w:r>
       <w:r>
         <w:t xml:space="preserve"> </w:t>
@@ -558,16 +602,16 @@
     </w:p>
     <w:p>
       <w:pPr>
-        <w:pStyle w:val="Compact"/>
         <w:numPr>
           <w:ilvl w:val="0"/>
           <w:numId w:val="1002"/>
         </w:numPr>
-      </w:pPr>
-      <w:r>
-        <w:rPr>
-          <w:b/>
-          <w:bCs/>
+        <w:pStyle w:val="Compact"/>
+      </w:pPr>
+      <w:r>
+        <w:rPr>
+          <w:bCs/>
+          <w:b/>
         </w:rPr>
         <w:t xml:space="preserve">Pay</w:t>
       </w:r>
@@ -580,16 +624,16 @@
     </w:p>
     <w:p>
       <w:pPr>
-        <w:pStyle w:val="Compact"/>
         <w:numPr>
           <w:ilvl w:val="0"/>
           <w:numId w:val="1002"/>
         </w:numPr>
-      </w:pPr>
-      <w:r>
-        <w:rPr>
-          <w:b/>
-          <w:bCs/>
+        <w:pStyle w:val="Compact"/>
+      </w:pPr>
+      <w:r>
+        <w:rPr>
+          <w:bCs/>
+          <w:b/>
         </w:rPr>
         <w:t xml:space="preserve">Confirmation</w:t>
       </w:r>
@@ -603,7 +647,13 @@
         <w:t xml:space="preserve"> </w:t>
       </w:r>
       <w:r>
-        <w:t xml:space="preserve">“Within 3–7 business days”</w:t>
+        <w:t xml:space="preserve">“</w:t>
+      </w:r>
+      <w:r>
+        <w:t xml:space="preserve">Within 3–7 business days</w:t>
+      </w:r>
+      <w:r>
+        <w:t xml:space="preserve">”</w:t>
       </w:r>
       <w:r>
         <w:t xml:space="preserve"> </w:t>
@@ -615,7 +665,13 @@
         <w:t xml:space="preserve"> </w:t>
       </w:r>
       <w:r>
-        <w:t xml:space="preserve">“Within 24–48 hours”</w:t>
+        <w:t xml:space="preserve">“</w:t>
+      </w:r>
+      <w:r>
+        <w:t xml:space="preserve">Within 24–48 hours</w:t>
+      </w:r>
+      <w:r>
+        <w:t xml:space="preserve">”</w:t>
       </w:r>
       <w:r>
         <w:t xml:space="preserve"> </w:t>
@@ -624,8 +680,8 @@
         <w:t xml:space="preserve">depending on the pharmacy.</w:t>
       </w:r>
     </w:p>
-    <w:bookmarkEnd w:id="16"/>
-    <w:bookmarkStart w:id="17" w:name="Xb5d400c8b64905dad1d5558b4525471f07b9d34"/>
+    <w:bookmarkEnd w:id="27"/>
+    <w:bookmarkStart w:id="28" w:name="Xb5d400c8b64905dad1d5558b4525471f07b9d34"/>
     <w:p>
       <w:pPr>
         <w:pStyle w:val="Heading3"/>
@@ -636,16 +692,16 @@
     </w:p>
     <w:p>
       <w:pPr>
-        <w:pStyle w:val="Compact"/>
         <w:numPr>
           <w:ilvl w:val="0"/>
           <w:numId w:val="1003"/>
         </w:numPr>
-      </w:pPr>
-      <w:r>
-        <w:rPr>
-          <w:b/>
-          <w:bCs/>
+        <w:pStyle w:val="Compact"/>
+      </w:pPr>
+      <w:r>
+        <w:rPr>
+          <w:bCs/>
+          <w:b/>
         </w:rPr>
         <w:t xml:space="preserve">Pipeline view</w:t>
       </w:r>
@@ -658,16 +714,16 @@
     </w:p>
     <w:p>
       <w:pPr>
-        <w:pStyle w:val="Compact"/>
         <w:numPr>
           <w:ilvl w:val="0"/>
           <w:numId w:val="1003"/>
         </w:numPr>
-      </w:pPr>
-      <w:r>
-        <w:rPr>
-          <w:b/>
-          <w:bCs/>
+        <w:pStyle w:val="Compact"/>
+      </w:pPr>
+      <w:r>
+        <w:rPr>
+          <w:bCs/>
+          <w:b/>
         </w:rPr>
         <w:t xml:space="preserve">SLA tracking</w:t>
       </w:r>
@@ -680,16 +736,16 @@
     </w:p>
     <w:p>
       <w:pPr>
-        <w:pStyle w:val="Compact"/>
         <w:numPr>
           <w:ilvl w:val="0"/>
           <w:numId w:val="1003"/>
         </w:numPr>
-      </w:pPr>
-      <w:r>
-        <w:rPr>
-          <w:b/>
-          <w:bCs/>
+        <w:pStyle w:val="Compact"/>
+      </w:pPr>
+      <w:r>
+        <w:rPr>
+          <w:bCs/>
+          <w:b/>
         </w:rPr>
         <w:t xml:space="preserve">Pharmacy health</w:t>
       </w:r>
@@ -702,16 +758,16 @@
     </w:p>
     <w:p>
       <w:pPr>
-        <w:pStyle w:val="Compact"/>
         <w:numPr>
           <w:ilvl w:val="0"/>
           <w:numId w:val="1003"/>
         </w:numPr>
-      </w:pPr>
-      <w:r>
-        <w:rPr>
-          <w:b/>
-          <w:bCs/>
+        <w:pStyle w:val="Compact"/>
+      </w:pPr>
+      <w:r>
+        <w:rPr>
+          <w:bCs/>
+          <w:b/>
         </w:rPr>
         <w:t xml:space="preserve">Fax triage</w:t>
       </w:r>
@@ -724,16 +780,16 @@
     </w:p>
     <w:p>
       <w:pPr>
-        <w:pStyle w:val="Compact"/>
         <w:numPr>
           <w:ilvl w:val="0"/>
           <w:numId w:val="1003"/>
         </w:numPr>
-      </w:pPr>
-      <w:r>
-        <w:rPr>
-          <w:b/>
-          <w:bCs/>
+        <w:pStyle w:val="Compact"/>
+      </w:pPr>
+      <w:r>
+        <w:rPr>
+          <w:bCs/>
+          <w:b/>
         </w:rPr>
         <w:t xml:space="preserve">Catalog management</w:t>
       </w:r>
@@ -751,9 +807,9 @@
         </w:pict>
       </w:r>
     </w:p>
-    <w:bookmarkEnd w:id="17"/>
-    <w:bookmarkEnd w:id="18"/>
-    <w:bookmarkStart w:id="19" w:name="the-pharmacy-adapter-our-core-innovation"/>
+    <w:bookmarkEnd w:id="28"/>
+    <w:bookmarkEnd w:id="29"/>
+    <w:bookmarkStart w:id="30" w:name="the-pharmacy-adapter-our-core-innovation"/>
     <w:p>
       <w:pPr>
         <w:pStyle w:val="Heading2"/>
@@ -784,8 +840,8 @@
       </w:pPr>
       <w:r>
         <w:rPr>
-          <w:b/>
-          <w:bCs/>
+          <w:bCs/>
+          <w:b/>
         </w:rPr>
         <w:t xml:space="preserve">Tier 1 — Direct API Connection</w:t>
       </w:r>
@@ -802,10 +858,40 @@
       </w:pPr>
       <w:r>
         <w:rPr>
+          <w:iCs/>
           <w:i/>
+        </w:rPr>
+        <w:t xml:space="preserve">Pharmacies: ReviveRX, Vios, MediVera, LifeFile network (Empower, Belmar, UCP, Strive), Precision</w:t>
+      </w:r>
+    </w:p>
+    <w:p>
+      <w:pPr>
+        <w:pStyle w:val="BodyText"/>
+      </w:pPr>
+      <w:r>
+        <w:rPr>
+          <w:bCs/>
+          <w:b/>
+        </w:rPr>
+        <w:t xml:space="preserve">Tier 2 — Automated Portal Submission</w:t>
+      </w:r>
+      <w:r>
+        <w:t xml:space="preserve"> </w:t>
+      </w:r>
+      <w:r>
+        <w:t xml:space="preserve">For pharmacies that have web portals but no API. Our system uses a headless browser to log into the pharmacy’s portal, fill out the order form, and submit it — automatically. An AI confidence engine verifies the submission was successful by analyzing a screenshot of the confirmation page.</w:t>
+      </w:r>
+    </w:p>
+    <w:p>
+      <w:pPr>
+        <w:pStyle w:val="BodyText"/>
+      </w:pPr>
+      <w:r>
+        <w:rPr>
           <w:iCs/>
-        </w:rPr>
-        <w:t xml:space="preserve">Pharmacies: ReviveRX, Vios, MediVera, LifeFile network (Empower, Belmar, UCP, Strive), Precision</w:t>
+          <w:i/>
+        </w:rPr>
+        <w:t xml:space="preserve">Pharmacies: Olympia/DrScript, Wells/WellsPx3</w:t>
       </w:r>
     </w:p>
     <w:p>
@@ -814,16 +900,16 @@
       </w:pPr>
       <w:r>
         <w:rPr>
-          <w:b/>
-          <w:bCs/>
-        </w:rPr>
-        <w:t xml:space="preserve">Tier 2 — Automated Portal Submission</w:t>
-      </w:r>
-      <w:r>
-        <w:t xml:space="preserve"> </w:t>
-      </w:r>
-      <w:r>
-        <w:t xml:space="preserve">For pharmacies that have web portals but no API. Our system uses a headless browser to log into the pharmacy’s portal, fill out the order form, and submit it — automatically. An AI confidence engine verifies the submission was successful by analyzing a screenshot of the confirmation page.</w:t>
+          <w:bCs/>
+          <w:b/>
+        </w:rPr>
+        <w:t xml:space="preserve">Tier 3 — Standardized API Specification</w:t>
+      </w:r>
+      <w:r>
+        <w:t xml:space="preserve"> </w:t>
+      </w:r>
+      <w:r>
+        <w:t xml:space="preserve">A published API specification that pharmacies can adopt to integrate with CompoundIQ. Same benefits as Tier 1 but initiated by the pharmacy. This is the long-term growth strategy — once published, it enables rapid partner onboarding.</w:t>
       </w:r>
     </w:p>
     <w:p>
@@ -832,10 +918,40 @@
       </w:pPr>
       <w:r>
         <w:rPr>
+          <w:iCs/>
           <w:i/>
+        </w:rPr>
+        <w:t xml:space="preserve">Pharmacies: Future partners</w:t>
+      </w:r>
+    </w:p>
+    <w:p>
+      <w:pPr>
+        <w:pStyle w:val="BodyText"/>
+      </w:pPr>
+      <w:r>
+        <w:rPr>
+          <w:bCs/>
+          <w:b/>
+        </w:rPr>
+        <w:t xml:space="preserve">Tier 4 — Fax Fallback</w:t>
+      </w:r>
+      <w:r>
+        <w:t xml:space="preserve"> </w:t>
+      </w:r>
+      <w:r>
+        <w:t xml:space="preserve">The universal fallback. The system generates a compliant prescription PDF and faxes it via HIPAA-compliant fax service. Delivery is tracked, retries are automatic, and pharmacy responses are triaged by the ops team.</w:t>
+      </w:r>
+    </w:p>
+    <w:p>
+      <w:pPr>
+        <w:pStyle w:val="BodyText"/>
+      </w:pPr>
+      <w:r>
+        <w:rPr>
           <w:iCs/>
-        </w:rPr>
-        <w:t xml:space="preserve">Pharmacies: Olympia/DrScript, Wells/WellsPx3</w:t>
+          <w:i/>
+        </w:rPr>
+        <w:t xml:space="preserve">Pharmacies: Any pharmacy not on Tier 1, 2, or 3</w:t>
       </w:r>
     </w:p>
     <w:p>
@@ -844,16 +960,16 @@
       </w:pPr>
       <w:r>
         <w:rPr>
-          <w:b/>
-          <w:bCs/>
-        </w:rPr>
-        <w:t xml:space="preserve">Tier 3 — Standardized API Specification</w:t>
-      </w:r>
-      <w:r>
-        <w:t xml:space="preserve"> </w:t>
-      </w:r>
-      <w:r>
-        <w:t xml:space="preserve">A published API specification that pharmacies can adopt to integrate with CompoundIQ. Same benefits as Tier 1 but initiated by the pharmacy. This is the long-term growth strategy — once published, it enables rapid partner onboarding.</w:t>
+          <w:bCs/>
+          <w:b/>
+        </w:rPr>
+        <w:t xml:space="preserve">The key insight:</w:t>
+      </w:r>
+      <w:r>
+        <w:t xml:space="preserve"> </w:t>
+      </w:r>
+      <w:r>
+        <w:t xml:space="preserve">The system always uses the highest available tier for each pharmacy. If a higher tier fails, it automatically falls down to the next one. Fax is always available as the safety net. The clinic doesn’t need to know or care which tier is used — the system handles it transparently.</w:t>
       </w:r>
     </w:p>
     <w:p>
@@ -862,68 +978,8 @@
       </w:pPr>
       <w:r>
         <w:rPr>
-          <w:i/>
-          <w:iCs/>
-        </w:rPr>
-        <w:t xml:space="preserve">Pharmacies: Future partners</w:t>
-      </w:r>
-    </w:p>
-    <w:p>
-      <w:pPr>
-        <w:pStyle w:val="BodyText"/>
-      </w:pPr>
-      <w:r>
-        <w:rPr>
-          <w:b/>
-          <w:bCs/>
-        </w:rPr>
-        <w:t xml:space="preserve">Tier 4 — Fax Fallback</w:t>
-      </w:r>
-      <w:r>
-        <w:t xml:space="preserve"> </w:t>
-      </w:r>
-      <w:r>
-        <w:t xml:space="preserve">The universal fallback. The system generates a compliant prescription PDF and faxes it via HIPAA-compliant fax service. Delivery is tracked, retries are automatic, and pharmacy responses are triaged by the ops team.</w:t>
-      </w:r>
-    </w:p>
-    <w:p>
-      <w:pPr>
-        <w:pStyle w:val="BodyText"/>
-      </w:pPr>
-      <w:r>
-        <w:rPr>
-          <w:i/>
-          <w:iCs/>
-        </w:rPr>
-        <w:t xml:space="preserve">Pharmacies: Any pharmacy not on Tier 1, 2, or 3</w:t>
-      </w:r>
-    </w:p>
-    <w:p>
-      <w:pPr>
-        <w:pStyle w:val="BodyText"/>
-      </w:pPr>
-      <w:r>
-        <w:rPr>
-          <w:b/>
-          <w:bCs/>
-        </w:rPr>
-        <w:t xml:space="preserve">The key insight:</w:t>
-      </w:r>
-      <w:r>
-        <w:t xml:space="preserve"> </w:t>
-      </w:r>
-      <w:r>
-        <w:t xml:space="preserve">The system always uses the highest available tier for each pharmacy. If a higher tier fails, it automatically falls down to the next one. Fax is always available as the safety net. The clinic doesn’t need to know or care which tier is used — the system handles it transparently.</w:t>
-      </w:r>
-    </w:p>
-    <w:p>
-      <w:pPr>
-        <w:pStyle w:val="BodyText"/>
-      </w:pPr>
-      <w:r>
-        <w:rPr>
-          <w:b/>
-          <w:bCs/>
+          <w:bCs/>
+          <w:b/>
         </w:rPr>
         <w:t xml:space="preserve">The LifeFile advantage:</w:t>
       </w:r>
@@ -941,8 +997,8 @@
         </w:pict>
       </w:r>
     </w:p>
-    <w:bookmarkEnd w:id="19"/>
-    <w:bookmarkStart w:id="20" w:name="revenue-model"/>
+    <w:bookmarkEnd w:id="30"/>
+    <w:bookmarkStart w:id="31" w:name="revenue-model"/>
     <w:p>
       <w:pPr>
         <w:pStyle w:val="Heading2"/>
@@ -999,11 +1055,11 @@
     </w:p>
     <w:p>
       <w:pPr>
-        <w:pStyle w:val="Compact"/>
         <w:numPr>
           <w:ilvl w:val="0"/>
           <w:numId w:val="1004"/>
         </w:numPr>
+        <w:pStyle w:val="Compact"/>
       </w:pPr>
       <w:r>
         <w:t xml:space="preserve">The platform fee is a percentage of the</w:t>
@@ -1013,8 +1069,8 @@
       </w:r>
       <w:r>
         <w:rPr>
-          <w:b/>
-          <w:bCs/>
+          <w:bCs/>
+          <w:b/>
         </w:rPr>
         <w:t xml:space="preserve">margin spread</w:t>
       </w:r>
@@ -1027,11 +1083,11 @@
     </w:p>
     <w:p>
       <w:pPr>
-        <w:pStyle w:val="Compact"/>
         <w:numPr>
           <w:ilvl w:val="0"/>
           <w:numId w:val="1004"/>
         </w:numPr>
+        <w:pStyle w:val="Compact"/>
       </w:pPr>
       <w:r>
         <w:t xml:space="preserve">The clinic sees the exact fee before they commit — full transparency</w:t>
@@ -1039,11 +1095,11 @@
     </w:p>
     <w:p>
       <w:pPr>
-        <w:pStyle w:val="Compact"/>
         <w:numPr>
           <w:ilvl w:val="0"/>
           <w:numId w:val="1004"/>
         </w:numPr>
+        <w:pStyle w:val="Compact"/>
       </w:pPr>
       <w:r>
         <w:t xml:space="preserve">Stripe processing fees (2.9% + $0.30) come out of the platform’s portion, not the clinic’s</w:t>
@@ -1051,11 +1107,11 @@
     </w:p>
     <w:p>
       <w:pPr>
-        <w:pStyle w:val="Compact"/>
         <w:numPr>
           <w:ilvl w:val="0"/>
           <w:numId w:val="1004"/>
         </w:numPr>
+        <w:pStyle w:val="Compact"/>
       </w:pPr>
       <w:r>
         <w:t xml:space="preserve">No subscription fees, no per-user fees — purely transaction-based</w:t>
@@ -1068,8 +1124,8 @@
         </w:pict>
       </w:r>
     </w:p>
-    <w:bookmarkEnd w:id="20"/>
-    <w:bookmarkStart w:id="21" w:name="security-privacy"/>
+    <w:bookmarkEnd w:id="31"/>
+    <w:bookmarkStart w:id="32" w:name="security-privacy"/>
     <w:p>
       <w:pPr>
         <w:pStyle w:val="Heading2"/>
@@ -1092,8 +1148,8 @@
       </w:pPr>
       <w:r>
         <w:rPr>
-          <w:b/>
-          <w:bCs/>
+          <w:bCs/>
+          <w:b/>
         </w:rPr>
         <w:t xml:space="preserve">Patient privacy is enforced by the system, not by trust:</w:t>
       </w:r>
@@ -1107,7 +1163,13 @@
         <w:t xml:space="preserve"> </w:t>
       </w:r>
       <w:r>
-        <w:t xml:space="preserve">“Prescription Service”</w:t>
+        <w:t xml:space="preserve">“</w:t>
+      </w:r>
+      <w:r>
+        <w:t xml:space="preserve">Prescription Service</w:t>
+      </w:r>
+      <w:r>
+        <w:t xml:space="preserve">”</w:t>
       </w:r>
       <w:r>
         <w:t xml:space="preserve"> </w:t>
@@ -1134,8 +1196,8 @@
       </w:pPr>
       <w:r>
         <w:rPr>
-          <w:b/>
-          <w:bCs/>
+          <w:bCs/>
+          <w:b/>
         </w:rPr>
         <w:t xml:space="preserve">All credentials and sensitive data are encrypted:</w:t>
       </w:r>
@@ -1164,8 +1226,8 @@
       </w:pPr>
       <w:r>
         <w:rPr>
-          <w:b/>
-          <w:bCs/>
+          <w:bCs/>
+          <w:b/>
         </w:rPr>
         <w:t xml:space="preserve">Access is strictly controlled:</w:t>
       </w:r>
@@ -1201,8 +1263,8 @@
         </w:pict>
       </w:r>
     </w:p>
-    <w:bookmarkEnd w:id="21"/>
-    <w:bookmarkStart w:id="22" w:name="the-competitive-landscape"/>
+    <w:bookmarkEnd w:id="32"/>
+    <w:bookmarkStart w:id="33" w:name="the-competitive-landscape"/>
     <w:p>
       <w:pPr>
         <w:pStyle w:val="Heading2"/>
@@ -1215,8 +1277,8 @@
       <w:tblPr>
         <w:tblStyle w:val="Table"/>
         <w:tblW w:type="pct" w:w="5000"/>
-        <w:tblLayout w:type="fixed"/>
         <w:tblLook w:firstRow="1" w:lastRow="0" w:firstColumn="0" w:lastColumn="0" w:noHBand="0" w:noVBand="0" w:val="0020"/>
+        <w:jc w:val="start"/>
       </w:tblPr>
       <w:tblGrid>
         <w:gridCol w:w="1885"/>
@@ -1225,13 +1287,14 @@
       </w:tblGrid>
       <w:tr>
         <w:trPr>
-          <w:tblHeader w:val="on"/>
+          <w:tblHeader w:val="true"/>
         </w:trPr>
         <w:tc>
           <w:tcPr/>
           <w:p>
             <w:pPr>
               <w:pStyle w:val="Compact"/>
+              <w:jc w:val="left"/>
             </w:pPr>
             <w:r>
               <w:t xml:space="preserve">Platform</w:t>
@@ -1243,6 +1306,7 @@
           <w:p>
             <w:pPr>
               <w:pStyle w:val="Compact"/>
+              <w:jc w:val="left"/>
             </w:pPr>
             <w:r>
               <w:t xml:space="preserve">What They Do</w:t>
@@ -1254,6 +1318,7 @@
           <w:p>
             <w:pPr>
               <w:pStyle w:val="Compact"/>
+              <w:jc w:val="left"/>
             </w:pPr>
             <w:r>
               <w:t xml:space="preserve">What They Don’t Do</w:t>
@@ -1267,11 +1332,12 @@
           <w:p>
             <w:pPr>
               <w:pStyle w:val="Compact"/>
+              <w:jc w:val="left"/>
             </w:pPr>
             <w:r>
               <w:rPr>
+                <w:bCs/>
                 <w:b/>
-                <w:bCs/>
               </w:rPr>
               <w:t xml:space="preserve">Rupa Health</w:t>
             </w:r>
@@ -1282,6 +1348,7 @@
           <w:p>
             <w:pPr>
               <w:pStyle w:val="Compact"/>
+              <w:jc w:val="left"/>
             </w:pPr>
             <w:r>
               <w:t xml:space="preserve">Lab test ordering for functional medicine</w:t>
@@ -1293,6 +1360,7 @@
           <w:p>
             <w:pPr>
               <w:pStyle w:val="Compact"/>
+              <w:jc w:val="left"/>
             </w:pPr>
             <w:r>
               <w:t xml:space="preserve">No pharmacy fulfillment, no compounding</w:t>
@@ -1306,11 +1374,12 @@
           <w:p>
             <w:pPr>
               <w:pStyle w:val="Compact"/>
+              <w:jc w:val="left"/>
             </w:pPr>
             <w:r>
               <w:rPr>
+                <w:bCs/>
                 <w:b/>
-                <w:bCs/>
               </w:rPr>
               <w:t xml:space="preserve">PrescribeWellness</w:t>
             </w:r>
@@ -1321,6 +1390,7 @@
           <w:p>
             <w:pPr>
               <w:pStyle w:val="Compact"/>
+              <w:jc w:val="left"/>
             </w:pPr>
             <w:r>
               <w:t xml:space="preserve">Retail pharmacy adherence</w:t>
@@ -1332,6 +1402,7 @@
           <w:p>
             <w:pPr>
               <w:pStyle w:val="Compact"/>
+              <w:jc w:val="left"/>
             </w:pPr>
             <w:r>
               <w:t xml:space="preserve">No compounding, no multi-pharmacy sourcing</w:t>
@@ -1345,11 +1416,12 @@
           <w:p>
             <w:pPr>
               <w:pStyle w:val="Compact"/>
+              <w:jc w:val="left"/>
             </w:pPr>
             <w:r>
               <w:rPr>
+                <w:bCs/>
                 <w:b/>
-                <w:bCs/>
               </w:rPr>
               <w:t xml:space="preserve">Pharmacy Portals</w:t>
             </w:r>
@@ -1366,6 +1438,7 @@
           <w:p>
             <w:pPr>
               <w:pStyle w:val="Compact"/>
+              <w:jc w:val="left"/>
             </w:pPr>
             <w:r>
               <w:t xml:space="preserve">Single-pharmacy ordering</w:t>
@@ -1377,6 +1450,7 @@
           <w:p>
             <w:pPr>
               <w:pStyle w:val="Compact"/>
+              <w:jc w:val="left"/>
             </w:pPr>
             <w:r>
               <w:t xml:space="preserve">No cross-pharmacy comparison, no payment, no unified tracking</w:t>
@@ -1390,11 +1464,12 @@
           <w:p>
             <w:pPr>
               <w:pStyle w:val="Compact"/>
+              <w:jc w:val="left"/>
             </w:pPr>
             <w:r>
               <w:rPr>
+                <w:bCs/>
                 <w:b/>
-                <w:bCs/>
               </w:rPr>
               <w:t xml:space="preserve">E-Fax Services</w:t>
             </w:r>
@@ -1405,6 +1480,7 @@
           <w:p>
             <w:pPr>
               <w:pStyle w:val="Compact"/>
+              <w:jc w:val="left"/>
             </w:pPr>
             <w:r>
               <w:t xml:space="preserve">Send faxes</w:t>
@@ -1416,6 +1492,7 @@
           <w:p>
             <w:pPr>
               <w:pStyle w:val="Compact"/>
+              <w:jc w:val="left"/>
             </w:pPr>
             <w:r>
               <w:t xml:space="preserve">No intelligence, no tracking, no escalation, no payment</w:t>
@@ -1429,11 +1506,12 @@
           <w:p>
             <w:pPr>
               <w:pStyle w:val="Compact"/>
+              <w:jc w:val="left"/>
             </w:pPr>
             <w:r>
               <w:rPr>
+                <w:bCs/>
                 <w:b/>
-                <w:bCs/>
               </w:rPr>
               <w:t xml:space="preserve">CompoundIQ</w:t>
             </w:r>
@@ -1444,6 +1522,7 @@
           <w:p>
             <w:pPr>
               <w:pStyle w:val="Compact"/>
+              <w:jc w:val="left"/>
             </w:pPr>
             <w:r>
               <w:t xml:space="preserve">End-to-end: search, price, pay, route, track, deliver</w:t>
@@ -1455,6 +1534,7 @@
           <w:p>
             <w:pPr>
               <w:pStyle w:val="Compact"/>
+              <w:jc w:val="left"/>
             </w:pPr>
             <w:r>
               <w:t xml:space="preserve">—</w:t>
@@ -1469,8 +1549,8 @@
       </w:pPr>
       <w:r>
         <w:rPr>
-          <w:b/>
-          <w:bCs/>
+          <w:bCs/>
+          <w:b/>
         </w:rPr>
         <w:t xml:space="preserve">No platform today provides:</w:t>
       </w:r>
@@ -1488,8 +1568,8 @@
         </w:pict>
       </w:r>
     </w:p>
-    <w:bookmarkEnd w:id="22"/>
-    <w:bookmarkStart w:id="23" w:name="current-status"/>
+    <w:bookmarkEnd w:id="33"/>
+    <w:bookmarkStart w:id="34" w:name="current-status"/>
     <w:p>
       <w:pPr>
         <w:pStyle w:val="Heading2"/>
@@ -1502,8 +1582,8 @@
       <w:tblPr>
         <w:tblStyle w:val="Table"/>
         <w:tblW w:type="pct" w:w="5000"/>
-        <w:tblLayout w:type="fixed"/>
         <w:tblLook w:firstRow="1" w:lastRow="0" w:firstColumn="0" w:lastColumn="0" w:noHBand="0" w:noVBand="0" w:val="0020"/>
+        <w:jc w:val="start"/>
       </w:tblPr>
       <w:tblGrid>
         <w:gridCol w:w="4585"/>
@@ -1511,13 +1591,14 @@
       </w:tblGrid>
       <w:tr>
         <w:trPr>
-          <w:tblHeader w:val="on"/>
+          <w:tblHeader w:val="true"/>
         </w:trPr>
         <w:tc>
           <w:tcPr/>
           <w:p>
             <w:pPr>
               <w:pStyle w:val="Compact"/>
+              <w:jc w:val="left"/>
             </w:pPr>
             <w:r>
               <w:t xml:space="preserve">Milestone</w:t>
@@ -1529,6 +1610,7 @@
           <w:p>
             <w:pPr>
               <w:pStyle w:val="Compact"/>
+              <w:jc w:val="left"/>
             </w:pPr>
             <w:r>
               <w:t xml:space="preserve">Status</w:t>
@@ -1542,6 +1624,7 @@
           <w:p>
             <w:pPr>
               <w:pStyle w:val="Compact"/>
+              <w:jc w:val="left"/>
             </w:pPr>
             <w:r>
               <w:t xml:space="preserve">Platform built</w:t>
@@ -1553,6 +1636,7 @@
           <w:p>
             <w:pPr>
               <w:pStyle w:val="Compact"/>
+              <w:jc w:val="left"/>
             </w:pPr>
             <w:r>
               <w:t xml:space="preserve">19 phases, 87 work orders — all merged to main</w:t>
@@ -1566,6 +1650,7 @@
           <w:p>
             <w:pPr>
               <w:pStyle w:val="Compact"/>
+              <w:jc w:val="left"/>
             </w:pPr>
             <w:r>
               <w:t xml:space="preserve">All 3 applications functional</w:t>
@@ -1577,6 +1662,7 @@
           <w:p>
             <w:pPr>
               <w:pStyle w:val="Compact"/>
+              <w:jc w:val="left"/>
             </w:pPr>
             <w:r>
               <w:t xml:space="preserve">Clinic App, Ops Dashboard, Patient Checkout</w:t>
@@ -1590,6 +1676,7 @@
           <w:p>
             <w:pPr>
               <w:pStyle w:val="Compact"/>
+              <w:jc w:val="left"/>
             </w:pPr>
             <w:r>
               <w:t xml:space="preserve">Cascading prescription builder</w:t>
@@ -1601,6 +1688,7 @@
           <w:p>
             <w:pPr>
               <w:pStyle w:val="Compact"/>
+              <w:jc w:val="left"/>
             </w:pPr>
             <w:r>
               <w:t xml:space="preserve">Hierarchical catalog, structured sig, titration/cycling</w:t>
@@ -1614,6 +1702,7 @@
           <w:p>
             <w:pPr>
               <w:pStyle w:val="Compact"/>
+              <w:jc w:val="left"/>
             </w:pPr>
             <w:r>
               <w:t xml:space="preserve">Provider speed features</w:t>
@@ -1625,6 +1714,7 @@
           <w:p>
             <w:pPr>
               <w:pStyle w:val="Compact"/>
+              <w:jc w:val="left"/>
             </w:pPr>
             <w:r>
               <w:t xml:space="preserve">Favorites (one-click reorder), protocol templates (multi-med bundles)</w:t>
@@ -1638,6 +1728,7 @@
           <w:p>
             <w:pPr>
               <w:pStyle w:val="Compact"/>
+              <w:jc w:val="left"/>
             </w:pPr>
             <w:r>
               <w:t xml:space="preserve">Regulatory compliance</w:t>
@@ -1649,6 +1740,7 @@
           <w:p>
             <w:pPr>
               <w:pStyle w:val="Compact"/>
+              <w:jc w:val="left"/>
             </w:pPr>
             <w:r>
               <w:t xml:space="preserve">EPCS 2FA for controlled substances, drug interaction alerts</w:t>
@@ -1662,6 +1754,7 @@
           <w:p>
             <w:pPr>
               <w:pStyle w:val="Compact"/>
+              <w:jc w:val="left"/>
             </w:pPr>
             <w:r>
               <w:t xml:space="preserve">Automated test coverage</w:t>
@@ -1673,6 +1766,7 @@
           <w:p>
             <w:pPr>
               <w:pStyle w:val="Compact"/>
+              <w:jc w:val="left"/>
             </w:pPr>
             <w:r>
               <w:t xml:space="preserve">65 Playwright E2E tests across Chromium / Firefox / WebKit / mobile Chrome, plus 6 jest unit tests. CI gates every merge to main —</w:t>
@@ -1701,6 +1795,7 @@
           <w:p>
             <w:pPr>
               <w:pStyle w:val="Compact"/>
+              <w:jc w:val="left"/>
             </w:pPr>
             <w:r>
               <w:t xml:space="preserve">Externally tested</w:t>
@@ -1712,6 +1807,7 @@
           <w:p>
             <w:pPr>
               <w:pStyle w:val="Compact"/>
+              <w:jc w:val="left"/>
             </w:pPr>
             <w:r>
               <w:t xml:space="preserve">Claude Cowork browser QA validated all phases + the full 45-minute demo walkthrough across 6 rounds with zero remaining findings</w:t>
@@ -1725,6 +1821,7 @@
           <w:p>
             <w:pPr>
               <w:pStyle w:val="Compact"/>
+              <w:jc w:val="left"/>
             </w:pPr>
             <w:r>
               <w:t xml:space="preserve">Documentation</w:t>
@@ -1736,6 +1833,7 @@
           <w:p>
             <w:pPr>
               <w:pStyle w:val="Compact"/>
+              <w:jc w:val="left"/>
             </w:pPr>
             <w:r>
               <w:t xml:space="preserve">60+ specification documents organized in software factory</w:t>
@@ -1749,6 +1847,7 @@
           <w:p>
             <w:pPr>
               <w:pStyle w:val="Compact"/>
+              <w:jc w:val="left"/>
             </w:pPr>
             <w:r>
               <w:t xml:space="preserve">POC deployed</w:t>
@@ -1760,6 +1859,7 @@
           <w:p>
             <w:pPr>
               <w:pStyle w:val="Compact"/>
+              <w:jc w:val="left"/>
             </w:pPr>
             <w:r>
               <w:t xml:space="preserve">Live on Vercel, accessible for demonstration</w:t>
@@ -1773,6 +1873,7 @@
           <w:p>
             <w:pPr>
               <w:pStyle w:val="Compact"/>
+              <w:jc w:val="left"/>
             </w:pPr>
             <w:r>
               <w:t xml:space="preserve">Security audit</w:t>
@@ -1784,6 +1885,7 @@
           <w:p>
             <w:pPr>
               <w:pStyle w:val="Compact"/>
+              <w:jc w:val="left"/>
             </w:pPr>
             <w:r>
               <w:t xml:space="preserve">AES-256 encrypted TOTP secrets, RLS on all 33 tables</w:t>
@@ -1799,8 +1901,8 @@
         </w:pict>
       </w:r>
     </w:p>
-    <w:bookmarkEnd w:id="23"/>
-    <w:bookmarkStart w:id="24" w:name="whats-next"/>
+    <w:bookmarkEnd w:id="34"/>
+    <w:bookmarkStart w:id="35" w:name="whats-next"/>
     <w:p>
       <w:pPr>
         <w:pStyle w:val="Heading2"/>
@@ -1815,8 +1917,8 @@
       </w:pPr>
       <w:r>
         <w:rPr>
-          <w:b/>
-          <w:bCs/>
+          <w:bCs/>
+          <w:b/>
         </w:rPr>
         <w:t xml:space="preserve">Near-term:</w:t>
       </w:r>
@@ -1851,8 +1953,8 @@
       </w:pPr>
       <w:r>
         <w:rPr>
-          <w:b/>
-          <w:bCs/>
+          <w:bCs/>
+          <w:b/>
         </w:rPr>
         <w:t xml:space="preserve">Medium-term:</w:t>
       </w:r>
@@ -1881,8 +1983,8 @@
       </w:pPr>
       <w:r>
         <w:rPr>
-          <w:b/>
-          <w:bCs/>
+          <w:bCs/>
+          <w:b/>
         </w:rPr>
         <w:t xml:space="preserve">Long-term:</w:t>
       </w:r>
@@ -1912,8 +2014,8 @@
         </w:pict>
       </w:r>
     </w:p>
-    <w:bookmarkEnd w:id="24"/>
-    <w:bookmarkStart w:id="25" w:name="key-talking-points"/>
+    <w:bookmarkEnd w:id="35"/>
+    <w:bookmarkStart w:id="36" w:name="key-talking-points"/>
     <w:p>
       <w:pPr>
         <w:pStyle w:val="Heading2"/>
@@ -1928,8 +2030,8 @@
       </w:pPr>
       <w:r>
         <w:rPr>
-          <w:b/>
-          <w:bCs/>
+          <w:bCs/>
+          <w:b/>
         </w:rPr>
         <w:t xml:space="preserve">For investors:</w:t>
       </w:r>
@@ -1943,7 +2045,13 @@
         <w:t xml:space="preserve"> </w:t>
       </w:r>
       <w:r>
-        <w:t xml:space="preserve">“CompoundIQ is the Expedia for compounding pharmacies — a B2B2C infrastructure layer that captures a 15% fee on every prescription transaction. The 4-tier adapter strategy means we can onboard any pharmacy regardless of their technology, and the LifeFile integration alone unlocks the largest compounding pharmacy network in the country. Our cascading prescription builder with titration/cycling protocols, provider favorites, and clinic protocol templates is a market-first — no competitor has structured sig generation or one-click multi-medication bundles.”</w:t>
+        <w:t xml:space="preserve">“</w:t>
+      </w:r>
+      <w:r>
+        <w:t xml:space="preserve">CompoundIQ is the Expedia for compounding pharmacies — a B2B2C infrastructure layer that captures a 15% fee on every prescription transaction. The 4-tier adapter strategy means we can onboard any pharmacy regardless of their technology, and the LifeFile integration alone unlocks the largest compounding pharmacy network in the country. Our cascading prescription builder with titration/cycling protocols, provider favorites, and clinic protocol templates is a market-first — no competitor has structured sig generation or one-click multi-medication bundles.</w:t>
+      </w:r>
+      <w:r>
+        <w:t xml:space="preserve">”</w:t>
       </w:r>
     </w:p>
     <w:p>
@@ -1952,8 +2060,8 @@
       </w:pPr>
       <w:r>
         <w:rPr>
-          <w:b/>
-          <w:bCs/>
+          <w:bCs/>
+          <w:b/>
         </w:rPr>
         <w:t xml:space="preserve">For clinic partners:</w:t>
       </w:r>
@@ -1967,7 +2075,13 @@
         <w:t xml:space="preserve"> </w:t>
       </w:r>
       <w:r>
-        <w:t xml:space="preserve">“Your medical assistant configures a prescription in 30 seconds with cascading dropdowns — ingredient, form, dose, frequency, done. Save it as a favorite for one-click reorder. Build protocol templates that add 3-5 medications in a single click. The provider signs once for the whole batch. The patient pays from their phone. You earn margin on every fill with full transparency. And you never touch a fax machine again.”</w:t>
+        <w:t xml:space="preserve">“</w:t>
+      </w:r>
+      <w:r>
+        <w:t xml:space="preserve">Your medical assistant configures a prescription in 30 seconds with cascading dropdowns — ingredient, form, dose, frequency, done. Save it as a favorite for one-click reorder. Build protocol templates that add 3-5 medications in a single click. The provider signs once for the whole batch. The patient pays from their phone. You earn margin on every fill with full transparency. And you never touch a fax machine again.</w:t>
+      </w:r>
+      <w:r>
+        <w:t xml:space="preserve">”</w:t>
       </w:r>
     </w:p>
     <w:p>
@@ -1976,8 +2090,8 @@
       </w:pPr>
       <w:r>
         <w:rPr>
-          <w:b/>
-          <w:bCs/>
+          <w:bCs/>
+          <w:b/>
         </w:rPr>
         <w:t xml:space="preserve">For pharmacy partners:</w:t>
       </w:r>
@@ -1991,7 +2105,13 @@
         <w:t xml:space="preserve"> </w:t>
       </w:r>
       <w:r>
-        <w:t xml:space="preserve">“You receive structured, error-free orders instead of handwritten faxes. Real-time status updates flow back to the clinic automatically. And our standardized API spec means you can integrate once and receive orders from every clinic on the platform.”</w:t>
+        <w:t xml:space="preserve">“</w:t>
+      </w:r>
+      <w:r>
+        <w:t xml:space="preserve">You receive structured, error-free orders instead of handwritten faxes. Real-time status updates flow back to the clinic automatically. And our standardized API spec means you can integrate once and receive orders from every clinic on the platform.</w:t>
+      </w:r>
+      <w:r>
+        <w:t xml:space="preserve">”</w:t>
       </w:r>
     </w:p>
     <w:p>
@@ -2000,8 +2120,8 @@
       </w:pPr>
       <w:r>
         <w:rPr>
-          <w:b/>
-          <w:bCs/>
+          <w:bCs/>
+          <w:b/>
         </w:rPr>
         <w:t xml:space="preserve">For patients:</w:t>
       </w:r>
@@ -2015,7 +2135,13 @@
         <w:t xml:space="preserve"> </w:t>
       </w:r>
       <w:r>
-        <w:t xml:space="preserve">“You get a text with a payment link. Tap, pay, done. Your prescription is on its way. You’ll get updates by text as it progresses.”</w:t>
+        <w:t xml:space="preserve">“</w:t>
+      </w:r>
+      <w:r>
+        <w:t xml:space="preserve">You get a text with a payment link. Tap, pay, done. Your prescription is on its way. You’ll get updates by text as it progresses.</w:t>
+      </w:r>
+      <w:r>
+        <w:t xml:space="preserve">”</w:t>
       </w:r>
     </w:p>
     <w:p>
@@ -2031,19 +2157,15 @@
       </w:pPr>
       <w:r>
         <w:rPr>
+          <w:iCs/>
           <w:i/>
-          <w:iCs/>
         </w:rPr>
         <w:t xml:space="preserve">CompoundIQ — Intelligent sourcing. Automated fulfillment. Transparent pricing.</w:t>
       </w:r>
     </w:p>
-    <w:bookmarkEnd w:id="25"/>
-    <w:bookmarkEnd w:id="26"/>
-    <w:sectPr>
-      <w:footnotePr>
-        <w:numRestart w:val="eachSect"/>
-      </w:footnotePr>
-    </w:sectPr>
+    <w:bookmarkEnd w:id="36"/>
+    <w:bookmarkEnd w:id="37"/>
+    <w:sectPr/>
   </w:body>
 </w:document>
 </file>
@@ -2074,14 +2196,14 @@
 <file path=word/numbering.xml><?xml version="1.0" encoding="utf-8"?>
 <w:numbering xmlns:w="http://schemas.openxmlformats.org/wordprocessingml/2006/main">
   <w:abstractNum w:abstractNumId="990">
-    <w:nsid w:val="0000A990"/>
+    <w:nsid w:val="A990"/>
     <w:multiLevelType w:val="multilevel"/>
     <w:lvl w:ilvl="0">
       <w:numFmt w:val="bullet"/>
       <w:lvlText w:val=" "/>
       <w:lvlJc w:val="left"/>
       <w:pPr>
-        <w:ind w:left="720" w:hanging="360"/>
+        <w:ind w:left="720" w:hanging="480"/>
       </w:pPr>
     </w:lvl>
     <w:lvl w:ilvl="1">
@@ -2089,7 +2211,7 @@
       <w:lvlText w:val=" "/>
       <w:lvlJc w:val="left"/>
       <w:pPr>
-        <w:ind w:left="1440" w:hanging="360"/>
+        <w:ind w:left="1440" w:hanging="480"/>
       </w:pPr>
     </w:lvl>
     <w:lvl w:ilvl="2">
@@ -2097,7 +2219,7 @@
       <w:lvlText w:val=" "/>
       <w:lvlJc w:val="left"/>
       <w:pPr>
-        <w:ind w:left="2160" w:hanging="360"/>
+        <w:ind w:left="2160" w:hanging="480"/>
       </w:pPr>
     </w:lvl>
     <w:lvl w:ilvl="3">
@@ -2105,7 +2227,7 @@
       <w:lvlText w:val=" "/>
       <w:lvlJc w:val="left"/>
       <w:pPr>
-        <w:ind w:left="2880" w:hanging="360"/>
+        <w:ind w:left="2880" w:hanging="480"/>
       </w:pPr>
     </w:lvl>
     <w:lvl w:ilvl="4">
@@ -2113,7 +2235,7 @@
       <w:lvlText w:val=" "/>
       <w:lvlJc w:val="left"/>
       <w:pPr>
-        <w:ind w:left="3600" w:hanging="360"/>
+        <w:ind w:left="3600" w:hanging="480"/>
       </w:pPr>
     </w:lvl>
     <w:lvl w:ilvl="5">
@@ -2121,7 +2243,7 @@
       <w:lvlText w:val=" "/>
       <w:lvlJc w:val="left"/>
       <w:pPr>
-        <w:ind w:left="4320" w:hanging="360"/>
+        <w:ind w:left="4320" w:hanging="480"/>
       </w:pPr>
     </w:lvl>
     <w:lvl w:ilvl="6">
@@ -2129,7 +2251,7 @@
       <w:lvlText w:val=" "/>
       <w:lvlJc w:val="left"/>
       <w:pPr>
-        <w:ind w:left="5040" w:hanging="360"/>
+        <w:ind w:left="5040" w:hanging="480"/>
       </w:pPr>
     </w:lvl>
     <w:lvl w:ilvl="7">
@@ -2137,7 +2259,7 @@
       <w:lvlText w:val=" "/>
       <w:lvlJc w:val="left"/>
       <w:pPr>
-        <w:ind w:left="5760" w:hanging="360"/>
+        <w:ind w:left="5760" w:hanging="480"/>
       </w:pPr>
     </w:lvl>
     <w:lvl w:ilvl="8">
@@ -2145,12 +2267,12 @@
       <w:lvlText w:val=" "/>
       <w:lvlJc w:val="left"/>
       <w:pPr>
-        <w:ind w:left="6480" w:hanging="360"/>
+        <w:ind w:left="6480" w:hanging="480"/>
       </w:pPr>
     </w:lvl>
   </w:abstractNum>
   <w:abstractNum w:abstractNumId="99411">
-    <w:nsid w:val="00A99411"/>
+    <w:nsid w:val="A99411"/>
     <w:multiLevelType w:val="multilevel"/>
     <w:lvl w:ilvl="0">
       <w:start w:val="1"/>
@@ -2158,7 +2280,7 @@
       <w:lvlText w:val="%1."/>
       <w:lvlJc w:val="left"/>
       <w:pPr>
-        <w:ind w:left="720" w:hanging="360"/>
+        <w:ind w:left="720" w:hanging="480"/>
       </w:pPr>
     </w:lvl>
     <w:lvl w:ilvl="1">
@@ -2167,7 +2289,7 @@
       <w:lvlText w:val="%2."/>
       <w:lvlJc w:val="left"/>
       <w:pPr>
-        <w:ind w:left="1440" w:hanging="360"/>
+        <w:ind w:left="1440" w:hanging="480"/>
       </w:pPr>
     </w:lvl>
     <w:lvl w:ilvl="2">
@@ -2176,7 +2298,7 @@
       <w:lvlText w:val="%3."/>
       <w:lvlJc w:val="left"/>
       <w:pPr>
-        <w:ind w:left="2160" w:hanging="360"/>
+        <w:ind w:left="2160" w:hanging="480"/>
       </w:pPr>
     </w:lvl>
     <w:lvl w:ilvl="3">
@@ -2185,7 +2307,7 @@
       <w:lvlText w:val="%4."/>
       <w:lvlJc w:val="left"/>
       <w:pPr>
-        <w:ind w:left="2880" w:hanging="360"/>
+        <w:ind w:left="2880" w:hanging="480"/>
       </w:pPr>
     </w:lvl>
     <w:lvl w:ilvl="4">
@@ -2194,7 +2316,7 @@
       <w:lvlText w:val="%5."/>
       <w:lvlJc w:val="left"/>
       <w:pPr>
-        <w:ind w:left="3600" w:hanging="360"/>
+        <w:ind w:left="3600" w:hanging="480"/>
       </w:pPr>
     </w:lvl>
     <w:lvl w:ilvl="5">
@@ -2203,7 +2325,7 @@
       <w:lvlText w:val="%6."/>
       <w:lvlJc w:val="left"/>
       <w:pPr>
-        <w:ind w:left="4320" w:hanging="360"/>
+        <w:ind w:left="4320" w:hanging="480"/>
       </w:pPr>
     </w:lvl>
     <w:lvl w:ilvl="6">
@@ -2212,7 +2334,7 @@
       <w:lvlText w:val="%7."/>
       <w:lvlJc w:val="left"/>
       <w:pPr>
-        <w:ind w:left="5040" w:hanging="360"/>
+        <w:ind w:left="5040" w:hanging="480"/>
       </w:pPr>
     </w:lvl>
     <w:lvl w:ilvl="7">
@@ -2221,7 +2343,7 @@
       <w:lvlText w:val="%8."/>
       <w:lvlJc w:val="left"/>
       <w:pPr>
-        <w:ind w:left="5760" w:hanging="360"/>
+        <w:ind w:left="5760" w:hanging="480"/>
       </w:pPr>
     </w:lvl>
     <w:lvl w:ilvl="8">
@@ -2230,111 +2352,84 @@
       <w:lvlText w:val="%9."/>
       <w:lvlJc w:val="left"/>
       <w:pPr>
-        <w:ind w:left="6480" w:hanging="360"/>
+        <w:ind w:left="6480" w:hanging="480"/>
       </w:pPr>
     </w:lvl>
   </w:abstractNum>
   <w:abstractNum w:abstractNumId="991">
-    <w:nsid w:val="0000A991"/>
+    <w:nsid w:val="A991"/>
     <w:multiLevelType w:val="multilevel"/>
     <w:lvl w:ilvl="0">
       <w:numFmt w:val="bullet"/>
-      <w:lvlText w:val=""/>
+      <w:lvlText w:val="•"/>
       <w:lvlJc w:val="left"/>
       <w:pPr>
-        <w:ind w:left="720" w:hanging="360"/>
-      </w:pPr>
-      <w:rPr>
-        <w:rFonts w:ascii="Symbol" w:hAnsi="Symbol" w:cs="Symbol" w:hint="default"/>
-      </w:rPr>
+        <w:ind w:left="720" w:hanging="480"/>
+      </w:pPr>
     </w:lvl>
     <w:lvl w:ilvl="1">
       <w:numFmt w:val="bullet"/>
-      <w:lvlText w:val="o"/>
+      <w:lvlText w:val="–"/>
       <w:lvlJc w:val="left"/>
       <w:pPr>
-        <w:ind w:left="1440" w:hanging="360"/>
-      </w:pPr>
-      <w:rPr>
-        <w:rFonts w:ascii="Courier New" w:hAnsi="Courier New" w:cs="Courier New" w:hint="default"/>
-      </w:rPr>
+        <w:ind w:left="1440" w:hanging="480"/>
+      </w:pPr>
     </w:lvl>
     <w:lvl w:ilvl="2">
       <w:numFmt w:val="bullet"/>
-      <w:lvlText w:val=""/>
+      <w:lvlText w:val="•"/>
       <w:lvlJc w:val="left"/>
       <w:pPr>
-        <w:ind w:left="2160" w:hanging="360"/>
-      </w:pPr>
-      <w:rPr>
-        <w:rFonts w:ascii="Wingdings" w:hAnsi="Wingdings" w:cs="Wingdings" w:hint="default"/>
-      </w:rPr>
+        <w:ind w:left="2160" w:hanging="480"/>
+      </w:pPr>
     </w:lvl>
     <w:lvl w:ilvl="3">
       <w:numFmt w:val="bullet"/>
-      <w:lvlText w:val=""/>
+      <w:lvlText w:val="–"/>
       <w:lvlJc w:val="left"/>
       <w:pPr>
-        <w:ind w:left="2880" w:hanging="360"/>
-      </w:pPr>
-      <w:rPr>
-        <w:rFonts w:ascii="Symbol" w:hAnsi="Symbol" w:cs="Symbol" w:hint="default"/>
-      </w:rPr>
+        <w:ind w:left="2880" w:hanging="480"/>
+      </w:pPr>
     </w:lvl>
     <w:lvl w:ilvl="4">
       <w:numFmt w:val="bullet"/>
-      <w:lvlText w:val="o"/>
+      <w:lvlText w:val="•"/>
       <w:lvlJc w:val="left"/>
       <w:pPr>
-        <w:ind w:left="3600" w:hanging="360"/>
-      </w:pPr>
-      <w:rPr>
-        <w:rFonts w:ascii="Courier New" w:hAnsi="Courier New" w:cs="Courier New" w:hint="default"/>
-      </w:rPr>
+        <w:ind w:left="3600" w:hanging="480"/>
+      </w:pPr>
     </w:lvl>
     <w:lvl w:ilvl="5">
       <w:numFmt w:val="bullet"/>
-      <w:lvlText w:val=""/>
+      <w:lvlText w:val="–"/>
       <w:lvlJc w:val="left"/>
       <w:pPr>
-        <w:ind w:left="4320" w:hanging="360"/>
-      </w:pPr>
-      <w:rPr>
-        <w:rFonts w:ascii="Wingdings" w:hAnsi="Wingdings" w:cs="Wingdings" w:hint="default"/>
-      </w:rPr>
+        <w:ind w:left="4320" w:hanging="480"/>
+      </w:pPr>
     </w:lvl>
     <w:lvl w:ilvl="6">
       <w:numFmt w:val="bullet"/>
-      <w:lvlText w:val=""/>
+      <w:lvlText w:val="•"/>
       <w:lvlJc w:val="left"/>
       <w:pPr>
-        <w:ind w:left="5040" w:hanging="360"/>
-      </w:pPr>
-      <w:rPr>
-        <w:rFonts w:ascii="Symbol" w:hAnsi="Symbol" w:cs="Symbol" w:hint="default"/>
-      </w:rPr>
+        <w:ind w:left="5040" w:hanging="480"/>
+      </w:pPr>
     </w:lvl>
     <w:lvl w:ilvl="7">
       <w:numFmt w:val="bullet"/>
-      <w:lvlText w:val="o"/>
+      <w:lvlText w:val="–"/>
       <w:lvlJc w:val="left"/>
       <w:pPr>
-        <w:ind w:left="5760" w:hanging="360"/>
-      </w:pPr>
-      <w:rPr>
-        <w:rFonts w:ascii="Courier New" w:hAnsi="Courier New" w:cs="Courier New" w:hint="default"/>
-      </w:rPr>
+        <w:ind w:left="5760" w:hanging="480"/>
+      </w:pPr>
     </w:lvl>
     <w:lvl w:ilvl="8">
       <w:numFmt w:val="bullet"/>
-      <w:lvlText w:val=""/>
+      <w:lvlText w:val="•"/>
       <w:lvlJc w:val="left"/>
       <w:pPr>
-        <w:ind w:left="6480" w:hanging="360"/>
-      </w:pPr>
-      <w:rPr>
-        <w:rFonts w:ascii="Wingdings" w:hAnsi="Wingdings" w:cs="Wingdings" w:hint="default"/>
-      </w:rPr>
+        <w:ind w:left="6480" w:hanging="480"/>
+      </w:pPr>
     </w:lvl>
   </w:abstractNum>
   <w:num w:numId="1000">
@@ -2441,10 +2536,10 @@
   <w:docDefaults>
     <w:rPrDefault>
       <w:rPr>
-        <w:rFonts w:asciiTheme="minorHAnsi" w:cstheme="minorBidi" w:eastAsiaTheme="minorEastAsia" w:hAnsiTheme="minorHAnsi"/>
+        <w:rFonts w:asciiTheme="minorHAnsi" w:cstheme="minorBidi" w:eastAsiaTheme="minorHAnsi" w:hAnsiTheme="minorHAnsi"/>
         <w:sz w:val="24"/>
         <w:szCs w:val="24"/>
-        <w:lang w:bidi="ar-SA" w:eastAsia="zh-CN" w:val="en-US"/>
+        <w:lang w:bidi="ar-SA" w:eastAsia="en-US" w:val="en-US"/>
       </w:rPr>
     </w:rPrDefault>
     <w:pPrDefault>
@@ -2462,10 +2557,10 @@
     <w:name w:val="Body Text"/>
     <w:basedOn w:val="Normal"/>
     <w:link w:val="BodyTextChar"/>
-    <w:qFormat/>
     <w:pPr>
       <w:spacing w:after="180" w:before="180"/>
     </w:pPr>
+    <w:qFormat/>
   </w:style>
   <w:style w:customStyle="1" w:styleId="FirstParagraph" w:type="paragraph">
     <w:name w:val="First Paragraph"/>
@@ -2485,94 +2580,57 @@
     <w:name w:val="Title"/>
     <w:basedOn w:val="Normal"/>
     <w:next w:val="BodyText"/>
-    <w:link w:val="TitleChar"/>
-    <w:uiPriority w:val="10"/>
     <w:qFormat/>
-    <w:rsid w:val="00A10FD9"/>
     <w:pPr>
-      <w:spacing w:after="80" w:line="240" w:lineRule="auto"/>
-      <w:contextualSpacing/>
+      <w:keepNext/>
+      <w:keepLines/>
+      <w:spacing w:after="240" w:before="480"/>
       <w:jc w:val="center"/>
     </w:pPr>
     <w:rPr>
       <w:rFonts w:asciiTheme="majorHAnsi" w:cstheme="majorBidi" w:eastAsiaTheme="majorEastAsia" w:hAnsiTheme="majorHAnsi"/>
-      <w:sz w:val="56"/>
-      <w:szCs w:val="56"/>
-    </w:rPr>
-  </w:style>
-  <w:style w:customStyle="1" w:styleId="TitleChar" w:type="character">
-    <w:name w:val="Title Char"/>
-    <w:basedOn w:val="DefaultParagraphFont"/>
-    <w:link w:val="Title"/>
-    <w:uiPriority w:val="10"/>
-    <w:rsid w:val="00A10FD9"/>
-    <w:rPr>
-      <w:rFonts w:asciiTheme="majorHAnsi" w:cstheme="majorBidi" w:eastAsiaTheme="majorEastAsia" w:hAnsiTheme="majorHAnsi"/>
-      <w:sz w:val="56"/>
-      <w:szCs w:val="56"/>
+      <w:b/>
+      <w:bCs/>
+      <w:color w:themeColor="accent1" w:themeShade="B5" w:val="345A8A"/>
+      <w:sz w:val="36"/>
+      <w:szCs w:val="36"/>
     </w:rPr>
   </w:style>
   <w:style w:styleId="Subtitle" w:type="paragraph">
     <w:name w:val="Subtitle"/>
-    <w:basedOn w:val="Title"/>
-    <w:next w:val="BodyText"/>
-    <w:link w:val="SubtitleChar"/>
-    <w:uiPriority w:val="11"/>
-    <w:qFormat/>
-    <w:rsid w:val="00A10FD9"/>
-    <w:pPr>
-      <w:numPr>
-        <w:ilvl w:val="1"/>
-      </w:numPr>
-    </w:pPr>
-    <w:rPr>
-      <w:rFonts w:cstheme="majorBidi" w:eastAsiaTheme="majorEastAsia"/>
-      <w:spacing w:val="15"/>
-      <w:sz w:val="28"/>
-      <w:szCs w:val="28"/>
-    </w:rPr>
-  </w:style>
-  <w:style w:customStyle="1" w:styleId="SubtitleChar" w:type="character">
-    <w:name w:val="Subtitle Char"/>
-    <w:basedOn w:val="DefaultParagraphFont"/>
-    <w:link w:val="Subtitle"/>
-    <w:uiPriority w:val="11"/>
-    <w:rsid w:val="00A10FD9"/>
-    <w:rPr>
-      <w:rFonts w:cstheme="majorBidi" w:eastAsiaTheme="majorEastAsia"/>
-      <w:color w:themeColor="text1" w:themeTint="A6" w:val="595959"/>
-      <w:spacing w:val="15"/>
-      <w:sz w:val="28"/>
-      <w:szCs w:val="28"/>
-    </w:rPr>
-  </w:style>
-  <w:style w:customStyle="1" w:styleId="Author" w:type="paragraph">
-    <w:name w:val="Author"/>
     <w:basedOn w:val="Title"/>
     <w:next w:val="BodyText"/>
     <w:qFormat/>
     <w:pPr>
       <w:keepNext/>
       <w:keepLines/>
+      <w:spacing w:after="240" w:before="240"/>
+      <w:jc w:val="center"/>
     </w:pPr>
     <w:rPr>
-      <w:sz w:val="24"/>
-      <w:szCs w:val="24"/>
-    </w:rPr>
-  </w:style>
-  <w:style w:styleId="Date" w:type="paragraph">
-    <w:name w:val="Date"/>
-    <w:basedOn w:val="Title"/>
+      <w:sz w:val="30"/>
+      <w:szCs w:val="30"/>
+    </w:rPr>
+  </w:style>
+  <w:style w:customStyle="1" w:styleId="Author" w:type="paragraph">
+    <w:name w:val="Author"/>
     <w:next w:val="BodyText"/>
     <w:qFormat/>
     <w:pPr>
       <w:keepNext/>
       <w:keepLines/>
+      <w:jc w:val="center"/>
     </w:pPr>
-    <w:rPr>
-      <w:sz w:val="24"/>
-      <w:szCs w:val="24"/>
-    </w:rPr>
+  </w:style>
+  <w:style w:styleId="Date" w:type="paragraph">
+    <w:name w:val="Date"/>
+    <w:next w:val="BodyText"/>
+    <w:qFormat/>
+    <w:pPr>
+      <w:keepNext/>
+      <w:keepLines/>
+      <w:jc w:val="center"/>
+    </w:pPr>
   </w:style>
   <w:style w:customStyle="1" w:styleId="AbstractTitle" w:type="paragraph">
     <w:name w:val="Abstract Title"/>
@@ -2582,13 +2640,15 @@
     <w:pPr>
       <w:keepNext/>
       <w:keepLines/>
+      <w:jc w:val="center"/>
       <w:spacing w:after="0" w:before="300"/>
-      <w:jc w:val="center"/>
     </w:pPr>
     <w:rPr>
-      <w:b/>
       <w:sz w:val="20"/>
       <w:szCs w:val="20"/>
+      <w:b/>
+      <w:color w:val="345A8A"/>
+      &gt;
     </w:rPr>
   </w:style>
   <w:style w:customStyle="1" w:styleId="Abstract" w:type="paragraph">
@@ -2615,321 +2675,191 @@
     <w:rPr/>
   </w:style>
   <w:style w:styleId="Heading1" w:type="paragraph">
-    <w:name w:val="heading 1"/>
+    <w:name w:val="Heading 1"/>
     <w:basedOn w:val="Normal"/>
     <w:next w:val="BodyText"/>
-    <w:link w:val="Heading1Char"/>
     <w:uiPriority w:val="9"/>
     <w:qFormat/>
-    <w:rsid w:val="00A10FD9"/>
     <w:pPr>
       <w:keepNext/>
       <w:keepLines/>
-      <w:spacing w:after="80" w:before="360"/>
+      <w:spacing w:after="0" w:before="480"/>
       <w:outlineLvl w:val="0"/>
     </w:pPr>
     <w:rPr>
       <w:rFonts w:asciiTheme="majorHAnsi" w:cstheme="majorBidi" w:eastAsiaTheme="majorEastAsia" w:hAnsiTheme="majorHAnsi"/>
-      <w:color w:themeColor="accent1" w:themeShade="BF" w:val="0F4761"/>
-      <w:sz w:val="40"/>
-      <w:szCs w:val="40"/>
+      <w:b/>
+      <w:bCs/>
+      <w:color w:themeColor="accent1" w:val="4F81BD"/>
+      <w:sz w:val="32"/>
+      <w:szCs w:val="32"/>
     </w:rPr>
   </w:style>
   <w:style w:styleId="Heading2" w:type="paragraph">
-    <w:name w:val="heading 2"/>
+    <w:name w:val="Heading 2"/>
     <w:basedOn w:val="Normal"/>
     <w:next w:val="BodyText"/>
-    <w:link w:val="Heading2Char"/>
     <w:uiPriority w:val="9"/>
-    <w:semiHidden/>
     <w:unhideWhenUsed/>
     <w:qFormat/>
-    <w:rsid w:val="00A10FD9"/>
     <w:pPr>
       <w:keepNext/>
       <w:keepLines/>
-      <w:spacing w:after="80" w:before="160"/>
+      <w:spacing w:after="0" w:before="200"/>
       <w:outlineLvl w:val="1"/>
     </w:pPr>
     <w:rPr>
       <w:rFonts w:asciiTheme="majorHAnsi" w:cstheme="majorBidi" w:eastAsiaTheme="majorEastAsia" w:hAnsiTheme="majorHAnsi"/>
-      <w:color w:themeColor="accent1" w:themeShade="BF" w:val="0F4761"/>
-      <w:sz w:val="32"/>
-      <w:szCs w:val="32"/>
+      <w:b/>
+      <w:bCs/>
+      <w:color w:themeColor="accent1" w:val="4F81BD"/>
+      <w:sz w:val="28"/>
+      <w:szCs w:val="28"/>
     </w:rPr>
   </w:style>
   <w:style w:styleId="Heading3" w:type="paragraph">
-    <w:name w:val="heading 3"/>
+    <w:name w:val="Heading 3"/>
     <w:basedOn w:val="Normal"/>
     <w:next w:val="BodyText"/>
-    <w:link w:val="Heading3Char"/>
     <w:uiPriority w:val="9"/>
-    <w:semiHidden/>
     <w:unhideWhenUsed/>
     <w:qFormat/>
-    <w:rsid w:val="00A10FD9"/>
     <w:pPr>
       <w:keepNext/>
       <w:keepLines/>
-      <w:spacing w:after="80" w:before="160"/>
+      <w:spacing w:after="0" w:before="200"/>
       <w:outlineLvl w:val="2"/>
     </w:pPr>
     <w:rPr>
-      <w:rFonts w:cstheme="majorBidi" w:eastAsiaTheme="majorEastAsia"/>
-      <w:color w:themeColor="accent1" w:themeShade="BF" w:val="0F4761"/>
-      <w:sz w:val="28"/>
-      <w:szCs w:val="28"/>
+      <w:rFonts w:asciiTheme="majorHAnsi" w:cstheme="majorBidi" w:eastAsiaTheme="majorEastAsia" w:hAnsiTheme="majorHAnsi"/>
+      <w:b/>
+      <w:bCs/>
+      <w:color w:themeColor="accent1" w:val="4F81BD"/>
+      <w:sz w:val="24"/>
+      <w:szCs w:val="24"/>
     </w:rPr>
   </w:style>
   <w:style w:styleId="Heading4" w:type="paragraph">
-    <w:name w:val="heading 4"/>
+    <w:name w:val="Heading 4"/>
     <w:basedOn w:val="Normal"/>
     <w:next w:val="BodyText"/>
-    <w:link w:val="Heading4Char"/>
     <w:uiPriority w:val="9"/>
-    <w:semiHidden/>
     <w:unhideWhenUsed/>
     <w:qFormat/>
-    <w:rsid w:val="00A10FD9"/>
     <w:pPr>
       <w:keepNext/>
       <w:keepLines/>
-      <w:spacing w:after="40" w:before="80"/>
+      <w:spacing w:after="0" w:before="200"/>
       <w:outlineLvl w:val="3"/>
     </w:pPr>
     <w:rPr>
-      <w:rFonts w:cstheme="majorBidi" w:eastAsiaTheme="majorEastAsia"/>
+      <w:rFonts w:asciiTheme="majorHAnsi" w:cstheme="majorBidi" w:eastAsiaTheme="majorEastAsia" w:hAnsiTheme="majorHAnsi"/>
       <w:i/>
-      <w:iCs/>
-      <w:color w:themeColor="accent1" w:themeShade="BF" w:val="0F4761"/>
+      <w:bCs/>
+      <w:color w:themeColor="accent1" w:val="4F81BD"/>
+      <w:sz w:val="24"/>
+      <w:szCs w:val="24"/>
     </w:rPr>
   </w:style>
   <w:style w:styleId="Heading5" w:type="paragraph">
-    <w:name w:val="heading 5"/>
+    <w:name w:val="Heading 5"/>
     <w:basedOn w:val="Normal"/>
     <w:next w:val="BodyText"/>
-    <w:link w:val="Heading5Char"/>
     <w:uiPriority w:val="9"/>
-    <w:semiHidden/>
     <w:unhideWhenUsed/>
     <w:qFormat/>
-    <w:rsid w:val="00A10FD9"/>
     <w:pPr>
       <w:keepNext/>
       <w:keepLines/>
-      <w:spacing w:after="40" w:before="80"/>
+      <w:spacing w:after="0" w:before="200"/>
       <w:outlineLvl w:val="4"/>
     </w:pPr>
     <w:rPr>
-      <w:rFonts w:cstheme="majorBidi" w:eastAsiaTheme="majorEastAsia"/>
-      <w:color w:themeColor="accent1" w:themeShade="BF" w:val="0F4761"/>
+      <w:rFonts w:asciiTheme="majorHAnsi" w:cstheme="majorBidi" w:eastAsiaTheme="majorEastAsia" w:hAnsiTheme="majorHAnsi"/>
+      <w:iCs/>
+      <w:color w:themeColor="accent1" w:val="4F81BD"/>
+      <w:sz w:val="24"/>
+      <w:szCs w:val="24"/>
     </w:rPr>
   </w:style>
   <w:style w:styleId="Heading6" w:type="paragraph">
-    <w:name w:val="heading 6"/>
+    <w:name w:val="Heading 6"/>
     <w:basedOn w:val="Normal"/>
     <w:next w:val="BodyText"/>
-    <w:link w:val="Heading6Char"/>
     <w:uiPriority w:val="9"/>
-    <w:semiHidden/>
     <w:unhideWhenUsed/>
     <w:qFormat/>
-    <w:rsid w:val="00A10FD9"/>
     <w:pPr>
       <w:keepNext/>
       <w:keepLines/>
-      <w:spacing w:after="0" w:before="40"/>
+      <w:spacing w:after="0" w:before="200"/>
       <w:outlineLvl w:val="5"/>
     </w:pPr>
     <w:rPr>
-      <w:rFonts w:cstheme="majorBidi" w:eastAsiaTheme="majorEastAsia"/>
-      <w:i/>
-      <w:iCs/>
-      <w:color w:themeColor="text1" w:themeTint="A6" w:val="595959"/>
+      <w:rFonts w:asciiTheme="majorHAnsi" w:cstheme="majorBidi" w:eastAsiaTheme="majorEastAsia" w:hAnsiTheme="majorHAnsi"/>
+      <w:color w:themeColor="accent1" w:val="4F81BD"/>
+      <w:sz w:val="24"/>
+      <w:szCs w:val="24"/>
     </w:rPr>
   </w:style>
   <w:style w:styleId="Heading7" w:type="paragraph">
-    <w:name w:val="heading 7"/>
+    <w:name w:val="Heading 7"/>
     <w:basedOn w:val="Normal"/>
     <w:next w:val="BodyText"/>
-    <w:link w:val="Heading7Char"/>
     <w:uiPriority w:val="9"/>
-    <w:semiHidden/>
     <w:unhideWhenUsed/>
     <w:qFormat/>
-    <w:rsid w:val="00A10FD9"/>
     <w:pPr>
       <w:keepNext/>
       <w:keepLines/>
-      <w:spacing w:after="0" w:before="40"/>
+      <w:spacing w:after="0" w:before="200"/>
       <w:outlineLvl w:val="6"/>
     </w:pPr>
     <w:rPr>
-      <w:rFonts w:cstheme="majorBidi" w:eastAsiaTheme="majorEastAsia"/>
-      <w:color w:themeColor="text1" w:themeTint="A6" w:val="595959"/>
+      <w:rFonts w:asciiTheme="majorHAnsi" w:cstheme="majorBidi" w:eastAsiaTheme="majorEastAsia" w:hAnsiTheme="majorHAnsi"/>
+      <w:color w:themeColor="accent1" w:val="4F81BD"/>
+      <w:sz w:val="24"/>
+      <w:szCs w:val="24"/>
     </w:rPr>
   </w:style>
   <w:style w:styleId="Heading8" w:type="paragraph">
-    <w:name w:val="heading 8"/>
+    <w:name w:val="Heading 8"/>
     <w:basedOn w:val="Normal"/>
     <w:next w:val="BodyText"/>
-    <w:link w:val="Heading8Char"/>
     <w:uiPriority w:val="9"/>
-    <w:semiHidden/>
     <w:unhideWhenUsed/>
     <w:qFormat/>
-    <w:rsid w:val="00A10FD9"/>
     <w:pPr>
       <w:keepNext/>
       <w:keepLines/>
-      <w:spacing w:after="0"/>
+      <w:spacing w:after="0" w:before="200"/>
       <w:outlineLvl w:val="7"/>
     </w:pPr>
     <w:rPr>
-      <w:rFonts w:cstheme="majorBidi" w:eastAsiaTheme="majorEastAsia"/>
-      <w:i/>
-      <w:iCs/>
-      <w:color w:themeColor="text1" w:themeTint="D8" w:val="272727"/>
+      <w:rFonts w:asciiTheme="majorHAnsi" w:cstheme="majorBidi" w:eastAsiaTheme="majorEastAsia" w:hAnsiTheme="majorHAnsi"/>
+      <w:color w:themeColor="accent1" w:val="4F81BD"/>
+      <w:sz w:val="24"/>
+      <w:szCs w:val="24"/>
     </w:rPr>
   </w:style>
   <w:style w:styleId="Heading9" w:type="paragraph">
-    <w:name w:val="heading 9"/>
+    <w:name w:val="Heading 9"/>
     <w:basedOn w:val="Normal"/>
     <w:next w:val="BodyText"/>
-    <w:link w:val="Heading9Char"/>
     <w:uiPriority w:val="9"/>
-    <w:semiHidden/>
     <w:unhideWhenUsed/>
     <w:qFormat/>
-    <w:rsid w:val="00A10FD9"/>
     <w:pPr>
       <w:keepNext/>
       <w:keepLines/>
-      <w:spacing w:after="0"/>
+      <w:spacing w:after="0" w:before="200"/>
       <w:outlineLvl w:val="8"/>
     </w:pPr>
     <w:rPr>
-      <w:rFonts w:cstheme="majorBidi" w:eastAsiaTheme="majorEastAsia"/>
-      <w:color w:themeColor="text1" w:themeTint="D8" w:val="272727"/>
-    </w:rPr>
-  </w:style>
-  <w:style w:customStyle="1" w:styleId="Heading1Char" w:type="character">
-    <w:name w:val="Heading 1 Char"/>
-    <w:basedOn w:val="DefaultParagraphFont"/>
-    <w:link w:val="Heading1"/>
-    <w:uiPriority w:val="9"/>
-    <w:rsid w:val="00A10FD9"/>
-    <w:rPr>
       <w:rFonts w:asciiTheme="majorHAnsi" w:cstheme="majorBidi" w:eastAsiaTheme="majorEastAsia" w:hAnsiTheme="majorHAnsi"/>
-      <w:color w:themeColor="accent1" w:themeShade="BF" w:val="0F4761"/>
-      <w:sz w:val="40"/>
-      <w:szCs w:val="40"/>
-    </w:rPr>
-  </w:style>
-  <w:style w:customStyle="1" w:styleId="Heading2Char" w:type="character">
-    <w:name w:val="Heading 2 Char"/>
-    <w:basedOn w:val="DefaultParagraphFont"/>
-    <w:link w:val="Heading2"/>
-    <w:uiPriority w:val="9"/>
-    <w:semiHidden/>
-    <w:rsid w:val="00A10FD9"/>
-    <w:rPr>
-      <w:rFonts w:asciiTheme="majorHAnsi" w:cstheme="majorBidi" w:eastAsiaTheme="majorEastAsia" w:hAnsiTheme="majorHAnsi"/>
-      <w:color w:themeColor="accent1" w:themeShade="BF" w:val="0F4761"/>
-      <w:sz w:val="32"/>
-      <w:szCs w:val="32"/>
-    </w:rPr>
-  </w:style>
-  <w:style w:customStyle="1" w:styleId="Heading3Char" w:type="character">
-    <w:name w:val="Heading 3 Char"/>
-    <w:basedOn w:val="DefaultParagraphFont"/>
-    <w:link w:val="Heading3"/>
-    <w:uiPriority w:val="9"/>
-    <w:semiHidden/>
-    <w:rsid w:val="00A10FD9"/>
-    <w:rPr>
-      <w:rFonts w:cstheme="majorBidi" w:eastAsiaTheme="majorEastAsia"/>
-      <w:color w:themeColor="accent1" w:themeShade="BF" w:val="0F4761"/>
-      <w:sz w:val="28"/>
-      <w:szCs w:val="28"/>
-    </w:rPr>
-  </w:style>
-  <w:style w:customStyle="1" w:styleId="Heading4Char" w:type="character">
-    <w:name w:val="Heading 4 Char"/>
-    <w:basedOn w:val="DefaultParagraphFont"/>
-    <w:link w:val="Heading4"/>
-    <w:uiPriority w:val="9"/>
-    <w:semiHidden/>
-    <w:rsid w:val="00A10FD9"/>
-    <w:rPr>
-      <w:rFonts w:cstheme="majorBidi" w:eastAsiaTheme="majorEastAsia"/>
-      <w:i/>
-      <w:iCs/>
-      <w:color w:themeColor="accent1" w:themeShade="BF" w:val="0F4761"/>
-    </w:rPr>
-  </w:style>
-  <w:style w:customStyle="1" w:styleId="Heading5Char" w:type="character">
-    <w:name w:val="Heading 5 Char"/>
-    <w:basedOn w:val="DefaultParagraphFont"/>
-    <w:link w:val="Heading5"/>
-    <w:uiPriority w:val="9"/>
-    <w:semiHidden/>
-    <w:rsid w:val="00A10FD9"/>
-    <w:rPr>
-      <w:rFonts w:cstheme="majorBidi" w:eastAsiaTheme="majorEastAsia"/>
-      <w:color w:themeColor="accent1" w:themeShade="BF" w:val="0F4761"/>
-    </w:rPr>
-  </w:style>
-  <w:style w:customStyle="1" w:styleId="Heading6Char" w:type="character">
-    <w:name w:val="Heading 6 Char"/>
-    <w:basedOn w:val="DefaultParagraphFont"/>
-    <w:link w:val="Heading6"/>
-    <w:uiPriority w:val="9"/>
-    <w:semiHidden/>
-    <w:rsid w:val="00A10FD9"/>
-    <w:rPr>
-      <w:rFonts w:cstheme="majorBidi" w:eastAsiaTheme="majorEastAsia"/>
-      <w:i/>
-      <w:iCs/>
-      <w:color w:themeColor="text1" w:themeTint="A6" w:val="595959"/>
-    </w:rPr>
-  </w:style>
-  <w:style w:customStyle="1" w:styleId="Heading7Char" w:type="character">
-    <w:name w:val="Heading 7 Char"/>
-    <w:basedOn w:val="DefaultParagraphFont"/>
-    <w:link w:val="Heading7"/>
-    <w:uiPriority w:val="9"/>
-    <w:semiHidden/>
-    <w:rsid w:val="00A10FD9"/>
-    <w:rPr>
-      <w:rFonts w:cstheme="majorBidi" w:eastAsiaTheme="majorEastAsia"/>
-      <w:color w:themeColor="text1" w:themeTint="A6" w:val="595959"/>
-    </w:rPr>
-  </w:style>
-  <w:style w:customStyle="1" w:styleId="Heading8Char" w:type="character">
-    <w:name w:val="Heading 8 Char"/>
-    <w:basedOn w:val="DefaultParagraphFont"/>
-    <w:link w:val="Heading8"/>
-    <w:uiPriority w:val="9"/>
-    <w:semiHidden/>
-    <w:rsid w:val="00A10FD9"/>
-    <w:rPr>
-      <w:rFonts w:cstheme="majorBidi" w:eastAsiaTheme="majorEastAsia"/>
-      <w:i/>
-      <w:iCs/>
-      <w:color w:themeColor="text1" w:themeTint="D8" w:val="272727"/>
-    </w:rPr>
-  </w:style>
-  <w:style w:customStyle="1" w:styleId="Heading9Char" w:type="character">
-    <w:name w:val="Heading 9 Char"/>
-    <w:basedOn w:val="DefaultParagraphFont"/>
-    <w:link w:val="Heading9"/>
-    <w:uiPriority w:val="9"/>
-    <w:semiHidden/>
-    <w:rsid w:val="00A10FD9"/>
-    <w:rPr>
-      <w:rFonts w:cstheme="majorBidi" w:eastAsiaTheme="majorEastAsia"/>
-      <w:color w:themeColor="text1" w:themeTint="D8" w:val="272727"/>
+      <w:color w:themeColor="accent1" w:val="4F81BD"/>
+      <w:sz w:val="24"/>
+      <w:szCs w:val="24"/>
     </w:rPr>
   </w:style>
   <w:style w:styleId="BlockText" w:type="paragraph">
@@ -2951,18 +2881,6 @@
     <w:uiPriority w:val="9"/>
     <w:unhideWhenUsed/>
     <w:qFormat/>
-  </w:style>
-  <w:style w:styleId="FootnoteBlockText" w:type="paragraph">
-    <w:name w:val="Footnote Block Text"/>
-    <w:basedOn w:val="FootnoteText"/>
-    <w:next w:val="FootnoteText"/>
-    <w:uiPriority w:val="9"/>
-    <w:unhideWhenUsed/>
-    <w:qFormat/>
-    <w:pPr>
-      <w:spacing w:after="100" w:before="100"/>
-      <w:ind w:firstLine="0" w:left="480" w:right="480"/>
-    </w:pPr>
   </w:style>
   <w:style w:default="1" w:styleId="DefaultParagraphFont" w:type="character">
     <w:name w:val="Default Paragraph Font"/>
@@ -2985,11 +2903,18 @@
       </w:tblCellMar>
     </w:tblPr>
     <w:tblStylePr w:type="firstRow">
+      <w:tblPr>
+        <w:jc w:val="left"/>
+        <w:tblInd w:type="dxa" w:w="0"/>
+      </w:tblPr>
+      <w:trPr>
+        <w:jc w:val="left"/>
+      </w:trPr>
       <w:tcPr>
+        <w:vAlign w:val="bottom"/>
         <w:tcBorders>
           <w:bottom w:val="single"/>
         </w:tcBorders>
-        <w:vAlign w:val="bottom"/>
       </w:tcPr>
     </w:tblStylePr>
   </w:style>
@@ -3104,8 +3029,8 @@
     <w:name w:val="KeywordTok"/>
     <w:basedOn w:val="VerbatimChar"/>
     <w:rPr>
+      <w:color w:val="007020"/>
       <w:b/>
-      <w:color w:val="007020"/>
     </w:rPr>
   </w:style>
   <w:style w:type="character" w:customStyle="1" w:styleId="DataTypeTok">
@@ -3182,42 +3107,42 @@
     <w:name w:val="ImportTok"/>
     <w:basedOn w:val="VerbatimChar"/>
     <w:rPr>
+      <w:color w:val="008000"/>
       <w:b/>
-      <w:color w:val="008000"/>
     </w:rPr>
   </w:style>
   <w:style w:type="character" w:customStyle="1" w:styleId="CommentTok">
     <w:name w:val="CommentTok"/>
     <w:basedOn w:val="VerbatimChar"/>
     <w:rPr>
+      <w:color w:val="60a0b0"/>
       <w:i/>
-      <w:color w:val="60a0b0"/>
     </w:rPr>
   </w:style>
   <w:style w:type="character" w:customStyle="1" w:styleId="DocumentationTok">
     <w:name w:val="DocumentationTok"/>
     <w:basedOn w:val="VerbatimChar"/>
     <w:rPr>
+      <w:color w:val="ba2121"/>
       <w:i/>
-      <w:color w:val="ba2121"/>
     </w:rPr>
   </w:style>
   <w:style w:type="character" w:customStyle="1" w:styleId="AnnotationTok">
     <w:name w:val="AnnotationTok"/>
     <w:basedOn w:val="VerbatimChar"/>
     <w:rPr>
+      <w:color w:val="60a0b0"/>
       <w:b/>
       <w:i/>
-      <w:color w:val="60a0b0"/>
     </w:rPr>
   </w:style>
   <w:style w:type="character" w:customStyle="1" w:styleId="CommentVarTok">
     <w:name w:val="CommentVarTok"/>
     <w:basedOn w:val="VerbatimChar"/>
     <w:rPr>
+      <w:color w:val="60a0b0"/>
       <w:b/>
       <w:i/>
-      <w:color w:val="60a0b0"/>
     </w:rPr>
   </w:style>
   <w:style w:type="character" w:customStyle="1" w:styleId="OtherTok">
@@ -3245,8 +3170,8 @@
     <w:name w:val="ControlFlowTok"/>
     <w:basedOn w:val="VerbatimChar"/>
     <w:rPr>
+      <w:color w:val="007020"/>
       <w:b/>
-      <w:color w:val="007020"/>
     </w:rPr>
   </w:style>
   <w:style w:type="character" w:customStyle="1" w:styleId="OperatorTok">
@@ -3291,34 +3216,34 @@
     <w:name w:val="InformationTok"/>
     <w:basedOn w:val="VerbatimChar"/>
     <w:rPr>
+      <w:color w:val="60a0b0"/>
       <w:b/>
       <w:i/>
-      <w:color w:val="60a0b0"/>
     </w:rPr>
   </w:style>
   <w:style w:type="character" w:customStyle="1" w:styleId="WarningTok">
     <w:name w:val="WarningTok"/>
     <w:basedOn w:val="VerbatimChar"/>
     <w:rPr>
+      <w:color w:val="60a0b0"/>
       <w:b/>
       <w:i/>
-      <w:color w:val="60a0b0"/>
     </w:rPr>
   </w:style>
   <w:style w:type="character" w:customStyle="1" w:styleId="AlertTok">
     <w:name w:val="AlertTok"/>
     <w:basedOn w:val="VerbatimChar"/>
     <w:rPr>
+      <w:color w:val="ff0000"/>
       <w:b/>
-      <w:color w:val="ff0000"/>
     </w:rPr>
   </w:style>
   <w:style w:type="character" w:customStyle="1" w:styleId="ErrorTok">
     <w:name w:val="ErrorTok"/>
     <w:basedOn w:val="VerbatimChar"/>
     <w:rPr>
+      <w:color w:val="ff0000"/>
       <w:b/>
-      <w:color w:val="ff0000"/>
     </w:rPr>
   </w:style>
   <w:style w:type="character" w:customStyle="1" w:styleId="NormalTok">
@@ -3340,44 +3265,44 @@
         <a:sysClr val="window" lastClr="FFFFFF"/>
       </a:lt1>
       <a:dk2>
-        <a:srgbClr val="0E2841"/>
+        <a:srgbClr val="1F497D"/>
       </a:dk2>
       <a:lt2>
-        <a:srgbClr val="E8E8E8"/>
+        <a:srgbClr val="EEECE1"/>
       </a:lt2>
       <a:accent1>
-        <a:srgbClr val="156082"/>
+        <a:srgbClr val="4F81BD"/>
       </a:accent1>
       <a:accent2>
-        <a:srgbClr val="E97132"/>
+        <a:srgbClr val="C0504D"/>
       </a:accent2>
       <a:accent3>
-        <a:srgbClr val="196B24"/>
+        <a:srgbClr val="9BBB59"/>
       </a:accent3>
       <a:accent4>
-        <a:srgbClr val="0F9ED5"/>
+        <a:srgbClr val="8064A2"/>
       </a:accent4>
       <a:accent5>
-        <a:srgbClr val="A02B93"/>
+        <a:srgbClr val="4BACC6"/>
       </a:accent5>
       <a:accent6>
-        <a:srgbClr val="4EA72E"/>
+        <a:srgbClr val="F79646"/>
       </a:accent6>
       <a:hlink>
-        <a:srgbClr val="467886"/>
+        <a:srgbClr val="0000FF"/>
       </a:hlink>
       <a:folHlink>
-        <a:srgbClr val="96607D"/>
+        <a:srgbClr val="800080"/>
       </a:folHlink>
     </a:clrScheme>
     <a:fontScheme name="Office">
       <a:majorFont>
-        <a:latin typeface="Aptos Display" panose="02110004020202020204"/>
+        <a:latin typeface="Calibri"/>
         <a:ea typeface=""/>
         <a:cs typeface=""/>
-        <a:font script="Jpan" typeface="游ゴシック Light"/>
+        <a:font script="Jpan" typeface="ＭＳ ゴシック"/>
         <a:font script="Hang" typeface="맑은 고딕"/>
-        <a:font script="Hans" typeface="等线 Light"/>
+        <a:font script="Hans" typeface="宋体"/>
         <a:font script="Hant" typeface="新細明體"/>
         <a:font script="Arab" typeface="Times New Roman"/>
         <a:font script="Hebr" typeface="Times New Roman"/>
@@ -3404,32 +3329,14 @@
         <a:font script="Mong" typeface="Mongolian Baiti"/>
         <a:font script="Viet" typeface="Times New Roman"/>
         <a:font script="Uigh" typeface="Microsoft Uighur"/>
-        <a:font script="Geor" typeface="Sylfaen"/>
-        <a:font script="Armn" typeface="Arial"/>
-        <a:font script="Bugi" typeface="Leelawadee UI"/>
-        <a:font script="Bopo" typeface="Microsoft JhengHei"/>
-        <a:font script="Java" typeface="Javanese Text"/>
-        <a:font script="Lisu" typeface="Segoe UI"/>
-        <a:font script="Mymr" typeface="Myanmar Text"/>
-        <a:font script="Nkoo" typeface="Ebrima"/>
-        <a:font script="Olck" typeface="Nirmala UI"/>
-        <a:font script="Osma" typeface="Ebrima"/>
-        <a:font script="Phag" typeface="Phagspa"/>
-        <a:font script="Syrn" typeface="Estrangelo Edessa"/>
-        <a:font script="Syrj" typeface="Estrangelo Edessa"/>
-        <a:font script="Syre" typeface="Estrangelo Edessa"/>
-        <a:font script="Sora" typeface="Nirmala UI"/>
-        <a:font script="Tale" typeface="Microsoft Tai Le"/>
-        <a:font script="Talu" typeface="Microsoft New Tai Lue"/>
-        <a:font script="Tfng" typeface="Ebrima"/>
       </a:majorFont>
       <a:minorFont>
-        <a:latin typeface="Aptos" panose="02110004020202020204"/>
+        <a:latin typeface="Cambria"/>
         <a:ea typeface=""/>
         <a:cs typeface=""/>
-        <a:font script="Jpan" typeface="游明朝"/>
+        <a:font script="Jpan" typeface="ＭＳ 明朝"/>
         <a:font script="Hang" typeface="맑은 고딕"/>
-        <a:font script="Hans" typeface="等线"/>
+        <a:font script="Hans" typeface="宋体"/>
         <a:font script="Hant" typeface="新細明體"/>
         <a:font script="Arab" typeface="Arial"/>
         <a:font script="Hebr" typeface="Arial"/>
@@ -3456,24 +3363,6 @@
         <a:font script="Mong" typeface="Mongolian Baiti"/>
         <a:font script="Viet" typeface="Arial"/>
         <a:font script="Uigh" typeface="Microsoft Uighur"/>
-        <a:font script="Geor" typeface="Sylfaen"/>
-        <a:font script="Armn" typeface="Arial"/>
-        <a:font script="Bugi" typeface="Leelawadee UI"/>
-        <a:font script="Bopo" typeface="Microsoft JhengHei"/>
-        <a:font script="Java" typeface="Javanese Text"/>
-        <a:font script="Lisu" typeface="Segoe UI"/>
-        <a:font script="Mymr" typeface="Myanmar Text"/>
-        <a:font script="Nkoo" typeface="Ebrima"/>
-        <a:font script="Olck" typeface="Nirmala UI"/>
-        <a:font script="Osma" typeface="Ebrima"/>
-        <a:font script="Phag" typeface="Phagspa"/>
-        <a:font script="Syrn" typeface="Estrangelo Edessa"/>
-        <a:font script="Syrj" typeface="Estrangelo Edessa"/>
-        <a:font script="Syre" typeface="Estrangelo Edessa"/>
-        <a:font script="Sora" typeface="Nirmala UI"/>
-        <a:font script="Tale" typeface="Microsoft Tai Le"/>
-        <a:font script="Talu" typeface="Microsoft New Tai Lue"/>
-        <a:font script="Tfng" typeface="Ebrima"/>
       </a:minorFont>
     </a:fontScheme>
     <a:fmtScheme name="Office">
@@ -3485,141 +3374,200 @@
           <a:gsLst>
             <a:gs pos="0">
               <a:schemeClr val="phClr">
-                <a:lumMod val="110000"/>
-                <a:satMod val="105000"/>
-                <a:tint val="67000"/>
+                <a:tint val="50000"/>
+                <a:satMod val="300000"/>
               </a:schemeClr>
             </a:gs>
-            <a:gs pos="50000">
+            <a:gs pos="35000">
               <a:schemeClr val="phClr">
-                <a:lumMod val="105000"/>
-                <a:satMod val="103000"/>
-                <a:tint val="73000"/>
+                <a:tint val="37000"/>
+                <a:satMod val="300000"/>
               </a:schemeClr>
             </a:gs>
             <a:gs pos="100000">
               <a:schemeClr val="phClr">
-                <a:lumMod val="105000"/>
-                <a:satMod val="109000"/>
-                <a:tint val="81000"/>
+                <a:tint val="15000"/>
+                <a:satMod val="350000"/>
               </a:schemeClr>
             </a:gs>
           </a:gsLst>
-          <a:lin ang="5400000" scaled="0"/>
+          <a:lin ang="16200000" scaled="1"/>
         </a:gradFill>
         <a:gradFill rotWithShape="1">
           <a:gsLst>
             <a:gs pos="0">
               <a:schemeClr val="phClr">
-                <a:satMod val="103000"/>
-                <a:lumMod val="102000"/>
-                <a:tint val="94000"/>
-              </a:schemeClr>
-            </a:gs>
-            <a:gs pos="50000">
-              <a:schemeClr val="phClr">
-                <a:satMod val="110000"/>
-                <a:lumMod val="100000"/>
+                <a:tint val="100000"/>
                 <a:shade val="100000"/>
+                <a:satMod val="130000"/>
               </a:schemeClr>
             </a:gs>
             <a:gs pos="100000">
               <a:schemeClr val="phClr">
-                <a:lumMod val="99000"/>
-                <a:satMod val="120000"/>
-                <a:shade val="78000"/>
+                <a:tint val="50000"/>
+                <a:shade val="100000"/>
+                <a:satMod val="350000"/>
               </a:schemeClr>
             </a:gs>
           </a:gsLst>
-          <a:lin ang="5400000" scaled="0"/>
+          <a:lin ang="16200000" scaled="0"/>
         </a:gradFill>
       </a:fillStyleLst>
       <a:lnStyleLst>
-        <a:ln w="6350" cap="flat" cmpd="sng" algn="ctr">
+        <a:ln w="9525" cap="flat" cmpd="sng" algn="ctr">
+          <a:solidFill>
+            <a:schemeClr val="phClr">
+              <a:shade val="95000"/>
+              <a:satMod val="105000"/>
+            </a:schemeClr>
+          </a:solidFill>
+          <a:prstDash val="solid"/>
+        </a:ln>
+        <a:ln w="25400" cap="flat" cmpd="sng" algn="ctr">
           <a:solidFill>
             <a:schemeClr val="phClr"/>
           </a:solidFill>
           <a:prstDash val="solid"/>
-          <a:miter lim="800000"/>
         </a:ln>
-        <a:ln w="12700" cap="flat" cmpd="sng" algn="ctr">
+        <a:ln w="38100" cap="flat" cmpd="sng" algn="ctr">
           <a:solidFill>
             <a:schemeClr val="phClr"/>
           </a:solidFill>
           <a:prstDash val="solid"/>
-          <a:miter lim="800000"/>
-        </a:ln>
-        <a:ln w="19050" cap="flat" cmpd="sng" algn="ctr">
-          <a:solidFill>
-            <a:schemeClr val="phClr"/>
-          </a:solidFill>
-          <a:prstDash val="solid"/>
-          <a:miter lim="800000"/>
         </a:ln>
       </a:lnStyleLst>
       <a:effectStyleLst>
         <a:effectStyle>
-          <a:effectLst/>
-        </a:effectStyle>
-        <a:effectStyle>
-          <a:effectLst/>
+          <a:effectLst>
+            <a:outerShdw blurRad="40000" dist="20000" dir="5400000" rotWithShape="0">
+              <a:srgbClr val="000000">
+                <a:alpha val="38000"/>
+              </a:srgbClr>
+            </a:outerShdw>
+          </a:effectLst>
         </a:effectStyle>
         <a:effectStyle>
           <a:effectLst>
-            <a:outerShdw blurRad="57150" dist="19050" dir="5400000" algn="ctr" rotWithShape="0">
+            <a:outerShdw blurRad="40000" dist="23000" dir="5400000" rotWithShape="0">
               <a:srgbClr val="000000">
-                <a:alpha val="63000"/>
+                <a:alpha val="35000"/>
               </a:srgbClr>
             </a:outerShdw>
           </a:effectLst>
+        </a:effectStyle>
+        <a:effectStyle>
+          <a:effectLst>
+            <a:outerShdw blurRad="40000" dist="23000" dir="5400000" rotWithShape="0">
+              <a:srgbClr val="000000">
+                <a:alpha val="35000"/>
+              </a:srgbClr>
+            </a:outerShdw>
+          </a:effectLst>
+          <a:scene3d>
+            <a:camera prst="orthographicFront">
+              <a:rot lat="0" lon="0" rev="0"/>
+            </a:camera>
+            <a:lightRig rig="threePt" dir="t">
+              <a:rot lat="0" lon="0" rev="1200000"/>
+            </a:lightRig>
+          </a:scene3d>
+          <a:sp3d>
+            <a:bevelT w="63500" h="25400"/>
+          </a:sp3d>
         </a:effectStyle>
       </a:effectStyleLst>
       <a:bgFillStyleLst>
         <a:solidFill>
           <a:schemeClr val="phClr"/>
         </a:solidFill>
-        <a:solidFill>
-          <a:schemeClr val="phClr">
-            <a:tint val="95000"/>
-            <a:satMod val="170000"/>
-          </a:schemeClr>
-        </a:solidFill>
         <a:gradFill rotWithShape="1">
           <a:gsLst>
             <a:gs pos="0">
               <a:schemeClr val="phClr">
-                <a:tint val="93000"/>
-                <a:satMod val="150000"/>
-                <a:shade val="98000"/>
-                <a:lumMod val="102000"/>
+                <a:tint val="40000"/>
+                <a:satMod val="350000"/>
               </a:schemeClr>
             </a:gs>
-            <a:gs pos="50000">
+            <a:gs pos="40000">
               <a:schemeClr val="phClr">
-                <a:tint val="98000"/>
-                <a:satMod val="130000"/>
-                <a:shade val="90000"/>
-                <a:lumMod val="103000"/>
+                <a:tint val="45000"/>
+                <a:shade val="99000"/>
+                <a:satMod val="350000"/>
               </a:schemeClr>
             </a:gs>
             <a:gs pos="100000">
               <a:schemeClr val="phClr">
-                <a:shade val="63000"/>
-                <a:satMod val="120000"/>
+                <a:shade val="20000"/>
+                <a:satMod val="255000"/>
               </a:schemeClr>
             </a:gs>
           </a:gsLst>
-          <a:lin ang="5400000" scaled="0"/>
+          <a:path path="circle">
+            <a:fillToRect l="50000" t="-80000" r="50000" b="180000"/>
+          </a:path>
+        </a:gradFill>
+        <a:gradFill rotWithShape="1">
+          <a:gsLst>
+            <a:gs pos="0">
+              <a:schemeClr val="phClr">
+                <a:tint val="80000"/>
+                <a:satMod val="300000"/>
+              </a:schemeClr>
+            </a:gs>
+            <a:gs pos="100000">
+              <a:schemeClr val="phClr">
+                <a:shade val="30000"/>
+                <a:satMod val="200000"/>
+              </a:schemeClr>
+            </a:gs>
+          </a:gsLst>
+          <a:path path="circle">
+            <a:fillToRect l="50000" t="50000" r="50000" b="50000"/>
+          </a:path>
         </a:gradFill>
       </a:bgFillStyleLst>
     </a:fmtScheme>
   </a:themeElements>
-  <a:objectDefaults/>
+  <a:objectDefaults>
+    <a:spDef>
+      <a:spPr/>
+      <a:bodyPr/>
+      <a:lstStyle/>
+      <a:style>
+        <a:lnRef idx="1">
+          <a:schemeClr val="accent1"/>
+        </a:lnRef>
+        <a:fillRef idx="3">
+          <a:schemeClr val="accent1"/>
+        </a:fillRef>
+        <a:effectRef idx="2">
+          <a:schemeClr val="accent1"/>
+        </a:effectRef>
+        <a:fontRef idx="minor">
+          <a:schemeClr val="lt1"/>
+        </a:fontRef>
+      </a:style>
+    </a:spDef>
+    <a:lnDef>
+      <a:spPr/>
+      <a:bodyPr/>
+      <a:lstStyle/>
+      <a:style>
+        <a:lnRef idx="2">
+          <a:schemeClr val="accent1"/>
+        </a:lnRef>
+        <a:fillRef idx="0">
+          <a:schemeClr val="accent1"/>
+        </a:fillRef>
+        <a:effectRef idx="1">
+          <a:schemeClr val="accent1"/>
+        </a:effectRef>
+        <a:fontRef idx="minor">
+          <a:schemeClr val="tx1"/>
+        </a:fontRef>
+      </a:style>
+    </a:lnDef>
+  </a:objectDefaults>
   <a:extraClrSchemeLst/>
-  <a:extLst>
-    <a:ext uri="{05A4C25C-085E-4340-85A3-A5531E510DB2}">
-      <thm15:themeFamily xmlns:thm15="http://schemas.microsoft.com/office/thememl/2012/main" name="Office Theme" id="{2E142A2C-CD16-42D6-873A-C26D2A0506FA}" vid="{1BDDFF52-6CD6-40A5-AB3C-68EB2F1E4D0A}"/>
-    </a:ext>
-  </a:extLst>
 </a:theme>
 </file>